--- a/BankDatabaseReport.docx
+++ b/BankDatabaseReport.docx
@@ -28,16 +28,14 @@
         <w:spacing w:lineRule="auto" w:line="240"/>
         <w:rPr>
           <w:rFonts w:ascii="Times New Roman" w:hAnsi="Times New Roman"/>
+        </w:rPr>
+      </w:pPr>
+      <w:r>
+        <w:rPr>
+          <w:rFonts w:ascii="Times New Roman" w:hAnsi="Times New Roman"/>
           <w:sz w:val="80"/>
           <w:szCs w:val="80"/>
         </w:rPr>
-      </w:pPr>
-      <w:r>
-        <w:rPr>
-          <w:rFonts w:ascii="Times New Roman" w:hAnsi="Times New Roman"/>
-          <w:sz w:val="80"/>
-          <w:szCs w:val="80"/>
-        </w:rPr>
         <w:t>Banking Database Report</w:t>
       </w:r>
     </w:p>
@@ -244,6 +242,11 @@
         <w:bidi w:val="0"/>
         <w:spacing w:lineRule="auto" w:line="240"/>
         <w:jc w:val="center"/>
+        <w:rPr>
+          <w:rFonts w:ascii="Times New Roman" w:hAnsi="Times New Roman"/>
+        </w:rPr>
+      </w:pPr>
+      <w:r>
         <w:rPr>
           <w:rFonts w:ascii="Times New Roman" w:hAnsi="Times New Roman"/>
           <w:b/>
@@ -251,16 +254,27 @@
           <w:sz w:val="36"/>
           <w:szCs w:val="36"/>
         </w:rPr>
-      </w:pPr>
-      <w:r>
-        <w:rPr>
-          <w:rFonts w:ascii="Times New Roman" w:hAnsi="Times New Roman"/>
-          <w:b/>
-          <w:bCs/>
+        <w:t>Submitted by: GROUP1</w:t>
+      </w:r>
+    </w:p>
+    <w:p>
+      <w:pPr>
+        <w:pStyle w:val="Normal"/>
+        <w:bidi w:val="0"/>
+        <w:spacing w:lineRule="auto" w:line="240"/>
+        <w:jc w:val="center"/>
+        <w:rPr>
+          <w:rFonts w:ascii="Times New Roman" w:hAnsi="Times New Roman"/>
           <w:sz w:val="36"/>
           <w:szCs w:val="36"/>
         </w:rPr>
-        <w:t>Submitted by: GROUP1</w:t>
+      </w:pPr>
+      <w:r>
+        <w:rPr>
+          <w:rFonts w:ascii="Times New Roman" w:hAnsi="Times New Roman"/>
+          <w:sz w:val="36"/>
+          <w:szCs w:val="36"/>
+        </w:rPr>
       </w:r>
     </w:p>
     <w:p>
@@ -271,9 +285,26 @@
         <w:jc w:val="center"/>
         <w:rPr>
           <w:rFonts w:ascii="Times New Roman" w:hAnsi="Times New Roman"/>
+        </w:rPr>
+      </w:pPr>
+      <w:r>
+        <w:rPr>
+          <w:rFonts w:ascii="Times New Roman" w:hAnsi="Times New Roman"/>
           <w:sz w:val="36"/>
           <w:szCs w:val="36"/>
         </w:rPr>
+        <w:t>Course:</w:t>
+      </w:r>
+    </w:p>
+    <w:p>
+      <w:pPr>
+        <w:pStyle w:val="Normal"/>
+        <w:bidi w:val="0"/>
+        <w:spacing w:lineRule="auto" w:line="240"/>
+        <w:jc w:val="center"/>
+        <w:rPr>
+          <w:rFonts w:ascii="Times New Roman" w:hAnsi="Times New Roman"/>
+        </w:rPr>
       </w:pPr>
       <w:r>
         <w:rPr>
@@ -281,6 +312,7 @@
           <w:sz w:val="36"/>
           <w:szCs w:val="36"/>
         </w:rPr>
+        <w:t>DTS304: Data Management</w:t>
       </w:r>
     </w:p>
     <w:p>
@@ -291,9 +323,42 @@
         <w:jc w:val="center"/>
         <w:rPr>
           <w:rFonts w:ascii="Times New Roman" w:hAnsi="Times New Roman"/>
+        </w:rPr>
+      </w:pPr>
+      <w:r>
+        <w:rPr>
+          <w:rFonts w:ascii="Times New Roman" w:hAnsi="Times New Roman"/>
+        </w:rPr>
+      </w:r>
+    </w:p>
+    <w:p>
+      <w:pPr>
+        <w:pStyle w:val="Normal"/>
+        <w:bidi w:val="0"/>
+        <w:spacing w:lineRule="auto" w:line="240"/>
+        <w:jc w:val="center"/>
+        <w:rPr>
+          <w:rFonts w:ascii="Times New Roman" w:hAnsi="Times New Roman"/>
+        </w:rPr>
+      </w:pPr>
+      <w:r>
+        <w:rPr>
+          <w:rFonts w:ascii="Times New Roman" w:hAnsi="Times New Roman"/>
           <w:sz w:val="36"/>
           <w:szCs w:val="36"/>
         </w:rPr>
+        <w:t>Lecturer:</w:t>
+      </w:r>
+    </w:p>
+    <w:p>
+      <w:pPr>
+        <w:pStyle w:val="Normal"/>
+        <w:bidi w:val="0"/>
+        <w:spacing w:lineRule="auto" w:line="240"/>
+        <w:jc w:val="center"/>
+        <w:rPr>
+          <w:rFonts w:ascii="Times New Roman" w:hAnsi="Times New Roman"/>
+        </w:rPr>
       </w:pPr>
       <w:r>
         <w:rPr>
@@ -301,7 +366,7 @@
           <w:sz w:val="36"/>
           <w:szCs w:val="36"/>
         </w:rPr>
-        <w:t>Course:</w:t>
+        <w:t>Dr. A. Enesi</w:t>
       </w:r>
     </w:p>
     <w:p>
@@ -312,33 +377,31 @@
         <w:jc w:val="center"/>
         <w:rPr>
           <w:rFonts w:ascii="Times New Roman" w:hAnsi="Times New Roman"/>
+        </w:rPr>
+      </w:pPr>
+      <w:r>
+        <w:rPr>
+          <w:rFonts w:ascii="Times New Roman" w:hAnsi="Times New Roman"/>
+        </w:rPr>
+      </w:r>
+    </w:p>
+    <w:p>
+      <w:pPr>
+        <w:pStyle w:val="Normal"/>
+        <w:bidi w:val="0"/>
+        <w:spacing w:lineRule="auto" w:line="240"/>
+        <w:jc w:val="center"/>
+        <w:rPr>
+          <w:rFonts w:ascii="Times New Roman" w:hAnsi="Times New Roman"/>
+        </w:rPr>
+      </w:pPr>
+      <w:r>
+        <w:rPr>
+          <w:rFonts w:ascii="Times New Roman" w:hAnsi="Times New Roman"/>
           <w:sz w:val="36"/>
           <w:szCs w:val="36"/>
         </w:rPr>
-      </w:pPr>
-      <w:r>
-        <w:rPr>
-          <w:rFonts w:ascii="Times New Roman" w:hAnsi="Times New Roman"/>
-          <w:sz w:val="36"/>
-          <w:szCs w:val="36"/>
-        </w:rPr>
-        <w:t>DTS304</w:t>
-      </w:r>
-      <w:r>
-        <w:rPr>
-          <w:rFonts w:ascii="Times New Roman" w:hAnsi="Times New Roman"/>
-          <w:sz w:val="36"/>
-          <w:szCs w:val="36"/>
-        </w:rPr>
-        <w:t xml:space="preserve">: </w:t>
-      </w:r>
-      <w:r>
-        <w:rPr>
-          <w:rFonts w:ascii="Times New Roman" w:hAnsi="Times New Roman"/>
-          <w:sz w:val="36"/>
-          <w:szCs w:val="36"/>
-        </w:rPr>
-        <w:t>Data Management</w:t>
+        <w:t>Department of Computer Science</w:t>
       </w:r>
     </w:p>
     <w:p>
@@ -354,8 +417,6 @@
       <w:r>
         <w:rPr>
           <w:rFonts w:ascii="Times New Roman" w:hAnsi="Times New Roman"/>
-          <w:sz w:val="36"/>
-          <w:szCs w:val="36"/>
         </w:rPr>
       </w:r>
     </w:p>
@@ -367,17 +428,12 @@
         <w:jc w:val="center"/>
         <w:rPr>
           <w:rFonts w:ascii="Times New Roman" w:hAnsi="Times New Roman"/>
-          <w:sz w:val="36"/>
-          <w:szCs w:val="36"/>
-        </w:rPr>
-      </w:pPr>
-      <w:r>
-        <w:rPr>
-          <w:rFonts w:ascii="Times New Roman" w:hAnsi="Times New Roman"/>
-          <w:sz w:val="36"/>
-          <w:szCs w:val="36"/>
-        </w:rPr>
-        <w:t>Lecturer:</w:t>
+        </w:rPr>
+      </w:pPr>
+      <w:r>
+        <w:rPr>
+          <w:rFonts w:ascii="Times New Roman" w:hAnsi="Times New Roman"/>
+        </w:rPr>
       </w:r>
     </w:p>
     <w:p>
@@ -388,25 +444,12 @@
         <w:jc w:val="center"/>
         <w:rPr>
           <w:rFonts w:ascii="Times New Roman" w:hAnsi="Times New Roman"/>
-          <w:sz w:val="36"/>
-          <w:szCs w:val="36"/>
-        </w:rPr>
-      </w:pPr>
-      <w:r>
-        <w:rPr>
-          <w:rFonts w:ascii="Times New Roman" w:hAnsi="Times New Roman"/>
-          <w:sz w:val="36"/>
-          <w:szCs w:val="36"/>
-        </w:rPr>
-        <w:t xml:space="preserve">Dr. </w:t>
-      </w:r>
-      <w:r>
-        <w:rPr>
-          <w:rFonts w:ascii="Times New Roman" w:hAnsi="Times New Roman"/>
-          <w:sz w:val="36"/>
-          <w:szCs w:val="36"/>
-        </w:rPr>
-        <w:t>A. Enesi</w:t>
+        </w:rPr>
+      </w:pPr>
+      <w:r>
+        <w:rPr>
+          <w:rFonts w:ascii="Times New Roman" w:hAnsi="Times New Roman"/>
+        </w:rPr>
       </w:r>
     </w:p>
     <w:p>
@@ -422,8 +465,6 @@
       <w:r>
         <w:rPr>
           <w:rFonts w:ascii="Times New Roman" w:hAnsi="Times New Roman"/>
-          <w:sz w:val="36"/>
-          <w:szCs w:val="36"/>
         </w:rPr>
       </w:r>
     </w:p>
@@ -435,17 +476,12 @@
         <w:jc w:val="center"/>
         <w:rPr>
           <w:rFonts w:ascii="Times New Roman" w:hAnsi="Times New Roman"/>
-          <w:sz w:val="36"/>
-          <w:szCs w:val="36"/>
-        </w:rPr>
-      </w:pPr>
-      <w:r>
-        <w:rPr>
-          <w:rFonts w:ascii="Times New Roman" w:hAnsi="Times New Roman"/>
-          <w:sz w:val="36"/>
-          <w:szCs w:val="36"/>
-        </w:rPr>
-        <w:t>Department of Computer Science</w:t>
+        </w:rPr>
+      </w:pPr>
+      <w:r>
+        <w:rPr>
+          <w:rFonts w:ascii="Times New Roman" w:hAnsi="Times New Roman"/>
+        </w:rPr>
       </w:r>
     </w:p>
     <w:p>
@@ -461,9 +497,58 @@
       <w:r>
         <w:rPr>
           <w:rFonts w:ascii="Times New Roman" w:hAnsi="Times New Roman"/>
+        </w:rPr>
+      </w:r>
+    </w:p>
+    <w:p>
+      <w:pPr>
+        <w:pStyle w:val="Normal"/>
+        <w:bidi w:val="0"/>
+        <w:spacing w:lineRule="auto" w:line="240"/>
+        <w:jc w:val="center"/>
+        <w:rPr>
+          <w:rFonts w:ascii="Times New Roman" w:hAnsi="Times New Roman"/>
+        </w:rPr>
+      </w:pPr>
+      <w:r>
+        <w:rPr>
+          <w:rFonts w:ascii="Times New Roman" w:hAnsi="Times New Roman"/>
+        </w:rPr>
+      </w:r>
+    </w:p>
+    <w:p>
+      <w:pPr>
+        <w:pStyle w:val="Normal"/>
+        <w:bidi w:val="0"/>
+        <w:spacing w:lineRule="auto" w:line="240"/>
+        <w:jc w:val="center"/>
+        <w:rPr>
+          <w:rFonts w:ascii="Times New Roman" w:hAnsi="Times New Roman"/>
+        </w:rPr>
+      </w:pPr>
+      <w:r>
+        <w:rPr>
+          <w:rFonts w:ascii="Times New Roman" w:hAnsi="Times New Roman"/>
+        </w:rPr>
+      </w:r>
+    </w:p>
+    <w:p>
+      <w:pPr>
+        <w:pStyle w:val="Normal"/>
+        <w:bidi w:val="0"/>
+        <w:spacing w:lineRule="auto" w:line="240"/>
+        <w:jc w:val="center"/>
+        <w:rPr>
+          <w:rFonts w:ascii="Times New Roman" w:hAnsi="Times New Roman"/>
+        </w:rPr>
+      </w:pPr>
+      <w:r>
+        <w:rPr>
+          <w:rFonts w:ascii="Times New Roman" w:hAnsi="Times New Roman"/>
           <w:sz w:val="28"/>
           <w:szCs w:val="28"/>
         </w:rPr>
+        <w:t>Federal University of Technology, Minna</w:t>
       </w:r>
     </w:p>
     <w:p>
@@ -479,176 +564,25 @@
       <w:r>
         <w:rPr>
           <w:rFonts w:ascii="Times New Roman" w:hAnsi="Times New Roman"/>
+        </w:rPr>
+      </w:r>
+    </w:p>
+    <w:p>
+      <w:pPr>
+        <w:pStyle w:val="Normal"/>
+        <w:bidi w:val="0"/>
+        <w:spacing w:lineRule="auto" w:line="240"/>
+        <w:jc w:val="center"/>
+        <w:rPr>
+          <w:rFonts w:ascii="Times New Roman" w:hAnsi="Times New Roman"/>
+        </w:rPr>
+      </w:pPr>
+      <w:r>
+        <w:rPr>
+          <w:rFonts w:ascii="Times New Roman" w:hAnsi="Times New Roman"/>
           <w:sz w:val="28"/>
           <w:szCs w:val="28"/>
         </w:rPr>
-      </w:r>
-    </w:p>
-    <w:p>
-      <w:pPr>
-        <w:pStyle w:val="Normal"/>
-        <w:bidi w:val="0"/>
-        <w:spacing w:lineRule="auto" w:line="240"/>
-        <w:jc w:val="center"/>
-        <w:rPr>
-          <w:rFonts w:ascii="Times New Roman" w:hAnsi="Times New Roman"/>
-        </w:rPr>
-      </w:pPr>
-      <w:r>
-        <w:rPr>
-          <w:rFonts w:ascii="Times New Roman" w:hAnsi="Times New Roman"/>
-          <w:sz w:val="28"/>
-          <w:szCs w:val="28"/>
-        </w:rPr>
-      </w:r>
-    </w:p>
-    <w:p>
-      <w:pPr>
-        <w:pStyle w:val="Normal"/>
-        <w:bidi w:val="0"/>
-        <w:spacing w:lineRule="auto" w:line="240"/>
-        <w:jc w:val="center"/>
-        <w:rPr>
-          <w:rFonts w:ascii="Times New Roman" w:hAnsi="Times New Roman"/>
-        </w:rPr>
-      </w:pPr>
-      <w:r>
-        <w:rPr>
-          <w:rFonts w:ascii="Times New Roman" w:hAnsi="Times New Roman"/>
-          <w:sz w:val="28"/>
-          <w:szCs w:val="28"/>
-        </w:rPr>
-      </w:r>
-    </w:p>
-    <w:p>
-      <w:pPr>
-        <w:pStyle w:val="Normal"/>
-        <w:bidi w:val="0"/>
-        <w:spacing w:lineRule="auto" w:line="240"/>
-        <w:jc w:val="center"/>
-        <w:rPr>
-          <w:rFonts w:ascii="Times New Roman" w:hAnsi="Times New Roman"/>
-        </w:rPr>
-      </w:pPr>
-      <w:r>
-        <w:rPr>
-          <w:rFonts w:ascii="Times New Roman" w:hAnsi="Times New Roman"/>
-          <w:sz w:val="28"/>
-          <w:szCs w:val="28"/>
-        </w:rPr>
-      </w:r>
-    </w:p>
-    <w:p>
-      <w:pPr>
-        <w:pStyle w:val="Normal"/>
-        <w:bidi w:val="0"/>
-        <w:spacing w:lineRule="auto" w:line="240"/>
-        <w:jc w:val="center"/>
-        <w:rPr>
-          <w:rFonts w:ascii="Times New Roman" w:hAnsi="Times New Roman"/>
-        </w:rPr>
-      </w:pPr>
-      <w:r>
-        <w:rPr>
-          <w:rFonts w:ascii="Times New Roman" w:hAnsi="Times New Roman"/>
-          <w:sz w:val="28"/>
-          <w:szCs w:val="28"/>
-        </w:rPr>
-      </w:r>
-    </w:p>
-    <w:p>
-      <w:pPr>
-        <w:pStyle w:val="Normal"/>
-        <w:bidi w:val="0"/>
-        <w:spacing w:lineRule="auto" w:line="240"/>
-        <w:jc w:val="center"/>
-        <w:rPr>
-          <w:rFonts w:ascii="Times New Roman" w:hAnsi="Times New Roman"/>
-        </w:rPr>
-      </w:pPr>
-      <w:r>
-        <w:rPr>
-          <w:rFonts w:ascii="Times New Roman" w:hAnsi="Times New Roman"/>
-          <w:sz w:val="28"/>
-          <w:szCs w:val="28"/>
-        </w:rPr>
-      </w:r>
-    </w:p>
-    <w:p>
-      <w:pPr>
-        <w:pStyle w:val="Normal"/>
-        <w:bidi w:val="0"/>
-        <w:spacing w:lineRule="auto" w:line="240"/>
-        <w:jc w:val="center"/>
-        <w:rPr>
-          <w:rFonts w:ascii="Times New Roman" w:hAnsi="Times New Roman"/>
-        </w:rPr>
-      </w:pPr>
-      <w:r>
-        <w:rPr>
-          <w:rFonts w:ascii="Times New Roman" w:hAnsi="Times New Roman"/>
-          <w:sz w:val="28"/>
-          <w:szCs w:val="28"/>
-        </w:rPr>
-      </w:r>
-    </w:p>
-    <w:p>
-      <w:pPr>
-        <w:pStyle w:val="Normal"/>
-        <w:bidi w:val="0"/>
-        <w:spacing w:lineRule="auto" w:line="240"/>
-        <w:jc w:val="center"/>
-        <w:rPr>
-          <w:rFonts w:ascii="Times New Roman" w:hAnsi="Times New Roman"/>
-          <w:sz w:val="28"/>
-          <w:szCs w:val="28"/>
-        </w:rPr>
-      </w:pPr>
-      <w:r>
-        <w:rPr>
-          <w:rFonts w:ascii="Times New Roman" w:hAnsi="Times New Roman"/>
-          <w:sz w:val="28"/>
-          <w:szCs w:val="28"/>
-        </w:rPr>
-        <w:t>Federal University of Technology, Minna</w:t>
-      </w:r>
-    </w:p>
-    <w:p>
-      <w:pPr>
-        <w:pStyle w:val="Normal"/>
-        <w:bidi w:val="0"/>
-        <w:spacing w:lineRule="auto" w:line="240"/>
-        <w:jc w:val="center"/>
-        <w:rPr>
-          <w:rFonts w:ascii="Times New Roman" w:hAnsi="Times New Roman"/>
-        </w:rPr>
-      </w:pPr>
-      <w:r>
-        <w:rPr>
-          <w:rFonts w:ascii="Times New Roman" w:hAnsi="Times New Roman"/>
-          <w:sz w:val="28"/>
-          <w:szCs w:val="28"/>
-        </w:rPr>
-      </w:r>
-    </w:p>
-    <w:p>
-      <w:pPr>
-        <w:pStyle w:val="Normal"/>
-        <w:bidi w:val="0"/>
-        <w:spacing w:lineRule="auto" w:line="240"/>
-        <w:jc w:val="center"/>
-        <w:rPr>
-          <w:rFonts w:ascii="Times New Roman" w:hAnsi="Times New Roman"/>
-          <w:sz w:val="28"/>
-          <w:szCs w:val="28"/>
-        </w:rPr>
-      </w:pPr>
-      <w:r>
-        <w:rPr>
-          <w:rFonts w:ascii="Times New Roman" w:hAnsi="Times New Roman"/>
-          <w:sz w:val="28"/>
-          <w:szCs w:val="28"/>
-        </w:rPr>
         <w:t>July 2026</w:t>
       </w:r>
     </w:p>
@@ -658,10 +592,16 @@
         <w:bidi w:val="0"/>
         <w:spacing w:lineRule="auto" w:line="360"/>
         <w:jc w:val="start"/>
-        <w:rPr/>
-      </w:pPr>
-      <w:r>
-        <w:rPr/>
+        <w:rPr>
+          <w:rFonts w:ascii="Times New Roman" w:hAnsi="Times New Roman"/>
+        </w:rPr>
+      </w:pPr>
+      <w:bookmarkStart w:id="0" w:name="__RefHeading___Toc228_2856808572"/>
+      <w:bookmarkEnd w:id="0"/>
+      <w:r>
+        <w:rPr>
+          <w:rFonts w:ascii="Times New Roman" w:hAnsi="Times New Roman"/>
+        </w:rPr>
         <w:t>GROUP1 MEMBERS</w:t>
       </w:r>
     </w:p>
@@ -679,14 +619,14 @@
         </w:tblCellMar>
       </w:tblPr>
       <w:tblGrid>
-        <w:gridCol w:w="6425"/>
-        <w:gridCol w:w="3213"/>
+        <w:gridCol w:w="6424"/>
+        <w:gridCol w:w="3214"/>
       </w:tblGrid>
       <w:tr>
         <w:trPr/>
         <w:tc>
           <w:tcPr>
-            <w:tcW w:w="6425" w:type="dxa"/>
+            <w:tcW w:w="6424" w:type="dxa"/>
             <w:tcBorders>
               <w:top w:val="single" w:sz="4" w:space="0" w:color="000000"/>
               <w:start w:val="single" w:sz="4" w:space="0" w:color="000000"/>
@@ -701,27 +641,23 @@
               <w:jc w:val="start"/>
               <w:rPr>
                 <w:rFonts w:ascii="Times New Roman" w:hAnsi="Times New Roman"/>
+              </w:rPr>
+            </w:pPr>
+            <w:r>
+              <w:rPr>
+                <w:rFonts w:ascii="Times New Roman" w:hAnsi="Times New Roman"/>
                 <w:b/>
                 <w:bCs/>
                 <w:sz w:val="28"/>
                 <w:szCs w:val="28"/>
               </w:rPr>
-            </w:pPr>
-            <w:r>
-              <w:rPr>
-                <w:rFonts w:ascii="Times New Roman" w:hAnsi="Times New Roman"/>
-                <w:b/>
-                <w:bCs/>
-                <w:sz w:val="28"/>
-                <w:szCs w:val="28"/>
-              </w:rPr>
               <w:t>NAME</w:t>
             </w:r>
           </w:p>
         </w:tc>
         <w:tc>
           <w:tcPr>
-            <w:tcW w:w="3213" w:type="dxa"/>
+            <w:tcW w:w="3214" w:type="dxa"/>
             <w:tcBorders>
               <w:top w:val="single" w:sz="4" w:space="0" w:color="000000"/>
               <w:start w:val="single" w:sz="4" w:space="0" w:color="000000"/>
@@ -737,10 +673,6 @@
               <w:jc w:val="start"/>
               <w:rPr>
                 <w:rFonts w:ascii="Times New Roman" w:hAnsi="Times New Roman"/>
-                <w:b/>
-                <w:bCs/>
-                <w:sz w:val="28"/>
-                <w:szCs w:val="28"/>
               </w:rPr>
             </w:pPr>
             <w:r>
@@ -760,7 +692,7 @@
         <w:trPr/>
         <w:tc>
           <w:tcPr>
-            <w:tcW w:w="6425" w:type="dxa"/>
+            <w:tcW w:w="6424" w:type="dxa"/>
             <w:tcBorders>
               <w:start w:val="single" w:sz="4" w:space="0" w:color="000000"/>
               <w:bottom w:val="single" w:sz="4" w:space="0" w:color="000000"/>
@@ -773,17 +705,21 @@
               <w:suppressLineNumbers/>
               <w:bidi w:val="0"/>
               <w:jc w:val="start"/>
-              <w:rPr/>
+              <w:rPr>
+                <w:rFonts w:ascii="Times New Roman" w:hAnsi="Times New Roman"/>
+              </w:rPr>
             </w:pPr>
             <w:r>
-              <w:rPr/>
+              <w:rPr>
+                <w:rFonts w:ascii="Times New Roman" w:hAnsi="Times New Roman"/>
+              </w:rPr>
               <w:t>Nwafor Catherine Ebere</w:t>
             </w:r>
           </w:p>
         </w:tc>
         <w:tc>
           <w:tcPr>
-            <w:tcW w:w="3213" w:type="dxa"/>
+            <w:tcW w:w="3214" w:type="dxa"/>
             <w:tcBorders>
               <w:start w:val="single" w:sz="4" w:space="0" w:color="000000"/>
               <w:bottom w:val="single" w:sz="4" w:space="0" w:color="000000"/>
@@ -794,10 +730,14 @@
             <w:pPr>
               <w:pStyle w:val="TableContents"/>
               <w:bidi w:val="0"/>
-              <w:rPr/>
+              <w:rPr>
+                <w:rFonts w:ascii="Times New Roman" w:hAnsi="Times New Roman"/>
+              </w:rPr>
             </w:pPr>
             <w:r>
-              <w:rPr/>
+              <w:rPr>
+                <w:rFonts w:ascii="Times New Roman" w:hAnsi="Times New Roman"/>
+              </w:rPr>
               <w:t>2023/1/91286CT</w:t>
             </w:r>
           </w:p>
@@ -807,7 +747,7 @@
         <w:trPr/>
         <w:tc>
           <w:tcPr>
-            <w:tcW w:w="6425" w:type="dxa"/>
+            <w:tcW w:w="6424" w:type="dxa"/>
             <w:tcBorders>
               <w:start w:val="single" w:sz="4" w:space="0" w:color="000000"/>
               <w:bottom w:val="single" w:sz="4" w:space="0" w:color="000000"/>
@@ -820,17 +760,21 @@
               <w:suppressLineNumbers/>
               <w:bidi w:val="0"/>
               <w:jc w:val="start"/>
-              <w:rPr/>
+              <w:rPr>
+                <w:rFonts w:ascii="Times New Roman" w:hAnsi="Times New Roman"/>
+              </w:rPr>
             </w:pPr>
             <w:r>
-              <w:rPr/>
+              <w:rPr>
+                <w:rFonts w:ascii="Times New Roman" w:hAnsi="Times New Roman"/>
+              </w:rPr>
               <w:t>Muhammad Hauwa Egbako</w:t>
             </w:r>
           </w:p>
         </w:tc>
         <w:tc>
           <w:tcPr>
-            <w:tcW w:w="3213" w:type="dxa"/>
+            <w:tcW w:w="3214" w:type="dxa"/>
             <w:tcBorders>
               <w:start w:val="single" w:sz="4" w:space="0" w:color="000000"/>
               <w:bottom w:val="single" w:sz="4" w:space="0" w:color="000000"/>
@@ -844,10 +788,14 @@
               <w:suppressLineNumbers/>
               <w:bidi w:val="0"/>
               <w:jc w:val="start"/>
-              <w:rPr/>
+              <w:rPr>
+                <w:rFonts w:ascii="Times New Roman" w:hAnsi="Times New Roman"/>
+              </w:rPr>
             </w:pPr>
             <w:r>
-              <w:rPr/>
+              <w:rPr>
+                <w:rFonts w:ascii="Times New Roman" w:hAnsi="Times New Roman"/>
+              </w:rPr>
               <w:t>2023/1/91318CT</w:t>
             </w:r>
           </w:p>
@@ -857,7 +805,7 @@
         <w:trPr/>
         <w:tc>
           <w:tcPr>
-            <w:tcW w:w="6425" w:type="dxa"/>
+            <w:tcW w:w="6424" w:type="dxa"/>
             <w:tcBorders>
               <w:start w:val="single" w:sz="4" w:space="0" w:color="000000"/>
               <w:bottom w:val="single" w:sz="4" w:space="0" w:color="000000"/>
@@ -870,17 +818,21 @@
               <w:suppressLineNumbers/>
               <w:bidi w:val="0"/>
               <w:jc w:val="start"/>
-              <w:rPr/>
+              <w:rPr>
+                <w:rFonts w:ascii="Times New Roman" w:hAnsi="Times New Roman"/>
+              </w:rPr>
             </w:pPr>
             <w:r>
-              <w:rPr/>
+              <w:rPr>
+                <w:rFonts w:ascii="Times New Roman" w:hAnsi="Times New Roman"/>
+              </w:rPr>
               <w:t>Haruna Imran Isah</w:t>
             </w:r>
           </w:p>
         </w:tc>
         <w:tc>
           <w:tcPr>
-            <w:tcW w:w="3213" w:type="dxa"/>
+            <w:tcW w:w="3214" w:type="dxa"/>
             <w:tcBorders>
               <w:start w:val="single" w:sz="4" w:space="0" w:color="000000"/>
               <w:bottom w:val="single" w:sz="4" w:space="0" w:color="000000"/>
@@ -894,10 +846,14 @@
               <w:suppressLineNumbers/>
               <w:bidi w:val="0"/>
               <w:jc w:val="start"/>
-              <w:rPr/>
+              <w:rPr>
+                <w:rFonts w:ascii="Times New Roman" w:hAnsi="Times New Roman"/>
+              </w:rPr>
             </w:pPr>
             <w:r>
-              <w:rPr/>
+              <w:rPr>
+                <w:rFonts w:ascii="Times New Roman" w:hAnsi="Times New Roman"/>
+              </w:rPr>
               <w:t>2023/1/94635CT</w:t>
             </w:r>
           </w:p>
@@ -907,7 +863,7 @@
         <w:trPr/>
         <w:tc>
           <w:tcPr>
-            <w:tcW w:w="6425" w:type="dxa"/>
+            <w:tcW w:w="6424" w:type="dxa"/>
             <w:tcBorders>
               <w:start w:val="single" w:sz="4" w:space="0" w:color="000000"/>
               <w:bottom w:val="single" w:sz="4" w:space="0" w:color="000000"/>
@@ -920,17 +876,21 @@
               <w:suppressLineNumbers/>
               <w:bidi w:val="0"/>
               <w:jc w:val="start"/>
-              <w:rPr/>
+              <w:rPr>
+                <w:rFonts w:ascii="Times New Roman" w:hAnsi="Times New Roman"/>
+              </w:rPr>
             </w:pPr>
             <w:r>
-              <w:rPr/>
+              <w:rPr>
+                <w:rFonts w:ascii="Times New Roman" w:hAnsi="Times New Roman"/>
+              </w:rPr>
               <w:t>Onuoha Glide Deberechukwu</w:t>
             </w:r>
           </w:p>
         </w:tc>
         <w:tc>
           <w:tcPr>
-            <w:tcW w:w="3213" w:type="dxa"/>
+            <w:tcW w:w="3214" w:type="dxa"/>
             <w:tcBorders>
               <w:start w:val="single" w:sz="4" w:space="0" w:color="000000"/>
               <w:bottom w:val="single" w:sz="4" w:space="0" w:color="000000"/>
@@ -944,10 +904,14 @@
               <w:suppressLineNumbers/>
               <w:bidi w:val="0"/>
               <w:jc w:val="start"/>
-              <w:rPr/>
+              <w:rPr>
+                <w:rFonts w:ascii="Times New Roman" w:hAnsi="Times New Roman"/>
+              </w:rPr>
             </w:pPr>
             <w:r>
-              <w:rPr/>
+              <w:rPr>
+                <w:rFonts w:ascii="Times New Roman" w:hAnsi="Times New Roman"/>
+              </w:rPr>
               <w:t>2023/1/91284CT</w:t>
             </w:r>
           </w:p>
@@ -957,7 +921,7 @@
         <w:trPr/>
         <w:tc>
           <w:tcPr>
-            <w:tcW w:w="6425" w:type="dxa"/>
+            <w:tcW w:w="6424" w:type="dxa"/>
             <w:tcBorders>
               <w:start w:val="single" w:sz="4" w:space="0" w:color="000000"/>
               <w:bottom w:val="single" w:sz="4" w:space="0" w:color="000000"/>
@@ -970,17 +934,21 @@
               <w:suppressLineNumbers/>
               <w:bidi w:val="0"/>
               <w:jc w:val="start"/>
-              <w:rPr/>
+              <w:rPr>
+                <w:rFonts w:ascii="Times New Roman" w:hAnsi="Times New Roman"/>
+              </w:rPr>
             </w:pPr>
             <w:r>
-              <w:rPr/>
+              <w:rPr>
+                <w:rFonts w:ascii="Times New Roman" w:hAnsi="Times New Roman"/>
+              </w:rPr>
               <w:t>Mohammed Jibrin Emigi</w:t>
             </w:r>
           </w:p>
         </w:tc>
         <w:tc>
           <w:tcPr>
-            <w:tcW w:w="3213" w:type="dxa"/>
+            <w:tcW w:w="3214" w:type="dxa"/>
             <w:tcBorders>
               <w:start w:val="single" w:sz="4" w:space="0" w:color="000000"/>
               <w:bottom w:val="single" w:sz="4" w:space="0" w:color="000000"/>
@@ -994,10 +962,14 @@
               <w:suppressLineNumbers/>
               <w:bidi w:val="0"/>
               <w:jc w:val="start"/>
-              <w:rPr/>
+              <w:rPr>
+                <w:rFonts w:ascii="Times New Roman" w:hAnsi="Times New Roman"/>
+              </w:rPr>
             </w:pPr>
             <w:r>
-              <w:rPr/>
+              <w:rPr>
+                <w:rFonts w:ascii="Times New Roman" w:hAnsi="Times New Roman"/>
+              </w:rPr>
               <w:t>2024/2/101059CT</w:t>
             </w:r>
           </w:p>
@@ -1007,7 +979,7 @@
         <w:trPr/>
         <w:tc>
           <w:tcPr>
-            <w:tcW w:w="6425" w:type="dxa"/>
+            <w:tcW w:w="6424" w:type="dxa"/>
             <w:tcBorders>
               <w:start w:val="single" w:sz="4" w:space="0" w:color="000000"/>
               <w:bottom w:val="single" w:sz="4" w:space="0" w:color="000000"/>
@@ -1020,17 +992,21 @@
               <w:suppressLineNumbers/>
               <w:bidi w:val="0"/>
               <w:jc w:val="start"/>
-              <w:rPr/>
+              <w:rPr>
+                <w:rFonts w:ascii="Times New Roman" w:hAnsi="Times New Roman"/>
+              </w:rPr>
             </w:pPr>
             <w:r>
-              <w:rPr/>
+              <w:rPr>
+                <w:rFonts w:ascii="Times New Roman" w:hAnsi="Times New Roman"/>
+              </w:rPr>
               <w:t>Adeyemo Faridat Bisola</w:t>
             </w:r>
           </w:p>
         </w:tc>
         <w:tc>
           <w:tcPr>
-            <w:tcW w:w="3213" w:type="dxa"/>
+            <w:tcW w:w="3214" w:type="dxa"/>
             <w:tcBorders>
               <w:start w:val="single" w:sz="4" w:space="0" w:color="000000"/>
               <w:bottom w:val="single" w:sz="4" w:space="0" w:color="000000"/>
@@ -1044,10 +1020,14 @@
               <w:suppressLineNumbers/>
               <w:bidi w:val="0"/>
               <w:jc w:val="start"/>
-              <w:rPr/>
+              <w:rPr>
+                <w:rFonts w:ascii="Times New Roman" w:hAnsi="Times New Roman"/>
+              </w:rPr>
             </w:pPr>
             <w:r>
-              <w:rPr/>
+              <w:rPr>
+                <w:rFonts w:ascii="Times New Roman" w:hAnsi="Times New Roman"/>
+              </w:rPr>
               <w:t>2024/2/98580CT</w:t>
             </w:r>
           </w:p>
@@ -1057,7 +1037,7 @@
         <w:trPr/>
         <w:tc>
           <w:tcPr>
-            <w:tcW w:w="6425" w:type="dxa"/>
+            <w:tcW w:w="6424" w:type="dxa"/>
             <w:tcBorders>
               <w:start w:val="single" w:sz="4" w:space="0" w:color="000000"/>
               <w:bottom w:val="single" w:sz="4" w:space="0" w:color="000000"/>
@@ -1070,17 +1050,21 @@
               <w:suppressLineNumbers/>
               <w:bidi w:val="0"/>
               <w:jc w:val="start"/>
-              <w:rPr/>
+              <w:rPr>
+                <w:rFonts w:ascii="Times New Roman" w:hAnsi="Times New Roman"/>
+              </w:rPr>
             </w:pPr>
             <w:r>
-              <w:rPr/>
+              <w:rPr>
+                <w:rFonts w:ascii="Times New Roman" w:hAnsi="Times New Roman"/>
+              </w:rPr>
               <w:t>Esan Ifeoluwa Mfon-Obong</w:t>
             </w:r>
           </w:p>
         </w:tc>
         <w:tc>
           <w:tcPr>
-            <w:tcW w:w="3213" w:type="dxa"/>
+            <w:tcW w:w="3214" w:type="dxa"/>
             <w:tcBorders>
               <w:start w:val="single" w:sz="4" w:space="0" w:color="000000"/>
               <w:bottom w:val="single" w:sz="4" w:space="0" w:color="000000"/>
@@ -1094,10 +1078,14 @@
               <w:suppressLineNumbers/>
               <w:bidi w:val="0"/>
               <w:jc w:val="start"/>
-              <w:rPr/>
+              <w:rPr>
+                <w:rFonts w:ascii="Times New Roman" w:hAnsi="Times New Roman"/>
+              </w:rPr>
             </w:pPr>
             <w:r>
-              <w:rPr/>
+              <w:rPr>
+                <w:rFonts w:ascii="Times New Roman" w:hAnsi="Times New Roman"/>
+              </w:rPr>
               <w:t>2024/2/98959CT</w:t>
             </w:r>
           </w:p>
@@ -1107,7 +1095,7 @@
         <w:trPr/>
         <w:tc>
           <w:tcPr>
-            <w:tcW w:w="6425" w:type="dxa"/>
+            <w:tcW w:w="6424" w:type="dxa"/>
             <w:tcBorders>
               <w:start w:val="single" w:sz="4" w:space="0" w:color="000000"/>
               <w:bottom w:val="single" w:sz="4" w:space="0" w:color="000000"/>
@@ -1120,17 +1108,21 @@
               <w:suppressLineNumbers/>
               <w:bidi w:val="0"/>
               <w:jc w:val="start"/>
-              <w:rPr/>
+              <w:rPr>
+                <w:rFonts w:ascii="Times New Roman" w:hAnsi="Times New Roman"/>
+              </w:rPr>
             </w:pPr>
             <w:r>
-              <w:rPr/>
+              <w:rPr>
+                <w:rFonts w:ascii="Times New Roman" w:hAnsi="Times New Roman"/>
+              </w:rPr>
               <w:t>Daniel Friday Alechenu</w:t>
             </w:r>
           </w:p>
         </w:tc>
         <w:tc>
           <w:tcPr>
-            <w:tcW w:w="3213" w:type="dxa"/>
+            <w:tcW w:w="3214" w:type="dxa"/>
             <w:tcBorders>
               <w:start w:val="single" w:sz="4" w:space="0" w:color="000000"/>
               <w:bottom w:val="single" w:sz="4" w:space="0" w:color="000000"/>
@@ -1144,10 +1136,14 @@
               <w:suppressLineNumbers/>
               <w:bidi w:val="0"/>
               <w:jc w:val="start"/>
-              <w:rPr/>
+              <w:rPr>
+                <w:rFonts w:ascii="Times New Roman" w:hAnsi="Times New Roman"/>
+              </w:rPr>
             </w:pPr>
             <w:r>
-              <w:rPr/>
+              <w:rPr>
+                <w:rFonts w:ascii="Times New Roman" w:hAnsi="Times New Roman"/>
+              </w:rPr>
               <w:t>2023/1/91330CT</w:t>
             </w:r>
           </w:p>
@@ -1157,7 +1153,7 @@
         <w:trPr/>
         <w:tc>
           <w:tcPr>
-            <w:tcW w:w="6425" w:type="dxa"/>
+            <w:tcW w:w="6424" w:type="dxa"/>
             <w:tcBorders>
               <w:start w:val="single" w:sz="4" w:space="0" w:color="000000"/>
               <w:bottom w:val="single" w:sz="4" w:space="0" w:color="000000"/>
@@ -1170,17 +1166,21 @@
               <w:suppressLineNumbers/>
               <w:bidi w:val="0"/>
               <w:jc w:val="start"/>
-              <w:rPr/>
+              <w:rPr>
+                <w:rFonts w:ascii="Times New Roman" w:hAnsi="Times New Roman"/>
+              </w:rPr>
             </w:pPr>
             <w:r>
-              <w:rPr/>
+              <w:rPr>
+                <w:rFonts w:ascii="Times New Roman" w:hAnsi="Times New Roman"/>
+              </w:rPr>
               <w:t>Oyibo Timothy</w:t>
             </w:r>
           </w:p>
         </w:tc>
         <w:tc>
           <w:tcPr>
-            <w:tcW w:w="3213" w:type="dxa"/>
+            <w:tcW w:w="3214" w:type="dxa"/>
             <w:tcBorders>
               <w:start w:val="single" w:sz="4" w:space="0" w:color="000000"/>
               <w:bottom w:val="single" w:sz="4" w:space="0" w:color="000000"/>
@@ -1194,10 +1194,14 @@
               <w:suppressLineNumbers/>
               <w:bidi w:val="0"/>
               <w:jc w:val="start"/>
-              <w:rPr/>
+              <w:rPr>
+                <w:rFonts w:ascii="Times New Roman" w:hAnsi="Times New Roman"/>
+              </w:rPr>
             </w:pPr>
             <w:r>
-              <w:rPr/>
+              <w:rPr>
+                <w:rFonts w:ascii="Times New Roman" w:hAnsi="Times New Roman"/>
+              </w:rPr>
               <w:t>2024/2/99395/CT</w:t>
             </w:r>
           </w:p>
@@ -1207,7 +1211,7 @@
         <w:trPr/>
         <w:tc>
           <w:tcPr>
-            <w:tcW w:w="6425" w:type="dxa"/>
+            <w:tcW w:w="6424" w:type="dxa"/>
             <w:tcBorders>
               <w:start w:val="single" w:sz="4" w:space="0" w:color="000000"/>
               <w:bottom w:val="single" w:sz="4" w:space="0" w:color="000000"/>
@@ -1220,17 +1224,21 @@
               <w:suppressLineNumbers/>
               <w:bidi w:val="0"/>
               <w:jc w:val="start"/>
-              <w:rPr/>
+              <w:rPr>
+                <w:rFonts w:ascii="Times New Roman" w:hAnsi="Times New Roman"/>
+              </w:rPr>
             </w:pPr>
             <w:r>
-              <w:rPr/>
+              <w:rPr>
+                <w:rFonts w:ascii="Times New Roman" w:hAnsi="Times New Roman"/>
+              </w:rPr>
               <w:t>Olajide Kehinde Hezekiah</w:t>
             </w:r>
           </w:p>
         </w:tc>
         <w:tc>
           <w:tcPr>
-            <w:tcW w:w="3213" w:type="dxa"/>
+            <w:tcW w:w="3214" w:type="dxa"/>
             <w:tcBorders>
               <w:start w:val="single" w:sz="4" w:space="0" w:color="000000"/>
               <w:bottom w:val="single" w:sz="4" w:space="0" w:color="000000"/>
@@ -1244,10 +1252,14 @@
               <w:suppressLineNumbers/>
               <w:bidi w:val="0"/>
               <w:jc w:val="start"/>
-              <w:rPr/>
+              <w:rPr>
+                <w:rFonts w:ascii="Times New Roman" w:hAnsi="Times New Roman"/>
+              </w:rPr>
             </w:pPr>
             <w:r>
-              <w:rPr/>
+              <w:rPr>
+                <w:rFonts w:ascii="Times New Roman" w:hAnsi="Times New Roman"/>
+              </w:rPr>
               <w:t>2023/1/92218CT</w:t>
             </w:r>
           </w:p>
@@ -1257,7 +1269,7 @@
         <w:trPr/>
         <w:tc>
           <w:tcPr>
-            <w:tcW w:w="6425" w:type="dxa"/>
+            <w:tcW w:w="6424" w:type="dxa"/>
             <w:tcBorders>
               <w:start w:val="single" w:sz="4" w:space="0" w:color="000000"/>
               <w:bottom w:val="single" w:sz="4" w:space="0" w:color="000000"/>
@@ -1270,17 +1282,21 @@
               <w:suppressLineNumbers/>
               <w:bidi w:val="0"/>
               <w:jc w:val="start"/>
-              <w:rPr/>
+              <w:rPr>
+                <w:rFonts w:ascii="Times New Roman" w:hAnsi="Times New Roman"/>
+              </w:rPr>
             </w:pPr>
             <w:r>
-              <w:rPr/>
+              <w:rPr>
+                <w:rFonts w:ascii="Times New Roman" w:hAnsi="Times New Roman"/>
+              </w:rPr>
               <w:t>Nwocha Godswill Chukwudor</w:t>
             </w:r>
           </w:p>
         </w:tc>
         <w:tc>
           <w:tcPr>
-            <w:tcW w:w="3213" w:type="dxa"/>
+            <w:tcW w:w="3214" w:type="dxa"/>
             <w:tcBorders>
               <w:start w:val="single" w:sz="4" w:space="0" w:color="000000"/>
               <w:bottom w:val="single" w:sz="4" w:space="0" w:color="000000"/>
@@ -1294,10 +1310,14 @@
               <w:suppressLineNumbers/>
               <w:bidi w:val="0"/>
               <w:jc w:val="start"/>
-              <w:rPr/>
+              <w:rPr>
+                <w:rFonts w:ascii="Times New Roman" w:hAnsi="Times New Roman"/>
+              </w:rPr>
             </w:pPr>
             <w:r>
-              <w:rPr/>
+              <w:rPr>
+                <w:rFonts w:ascii="Times New Roman" w:hAnsi="Times New Roman"/>
+              </w:rPr>
               <w:t>2023/1/91304CT</w:t>
             </w:r>
           </w:p>
@@ -1307,7 +1327,7 @@
         <w:trPr/>
         <w:tc>
           <w:tcPr>
-            <w:tcW w:w="6425" w:type="dxa"/>
+            <w:tcW w:w="6424" w:type="dxa"/>
             <w:tcBorders>
               <w:start w:val="single" w:sz="4" w:space="0" w:color="000000"/>
               <w:bottom w:val="single" w:sz="4" w:space="0" w:color="000000"/>
@@ -1320,17 +1340,21 @@
               <w:suppressLineNumbers/>
               <w:bidi w:val="0"/>
               <w:jc w:val="start"/>
-              <w:rPr/>
+              <w:rPr>
+                <w:rFonts w:ascii="Times New Roman" w:hAnsi="Times New Roman"/>
+              </w:rPr>
             </w:pPr>
             <w:r>
-              <w:rPr/>
+              <w:rPr>
+                <w:rFonts w:ascii="Times New Roman" w:hAnsi="Times New Roman"/>
+              </w:rPr>
               <w:t>Mark Uchechukwu David</w:t>
             </w:r>
           </w:p>
         </w:tc>
         <w:tc>
           <w:tcPr>
-            <w:tcW w:w="3213" w:type="dxa"/>
+            <w:tcW w:w="3214" w:type="dxa"/>
             <w:tcBorders>
               <w:start w:val="single" w:sz="4" w:space="0" w:color="000000"/>
               <w:bottom w:val="single" w:sz="4" w:space="0" w:color="000000"/>
@@ -1344,10 +1368,14 @@
               <w:suppressLineNumbers/>
               <w:bidi w:val="0"/>
               <w:jc w:val="start"/>
-              <w:rPr/>
+              <w:rPr>
+                <w:rFonts w:ascii="Times New Roman" w:hAnsi="Times New Roman"/>
+              </w:rPr>
             </w:pPr>
             <w:r>
-              <w:rPr/>
+              <w:rPr>
+                <w:rFonts w:ascii="Times New Roman" w:hAnsi="Times New Roman"/>
+              </w:rPr>
               <w:t>2023/1/91292CT</w:t>
             </w:r>
           </w:p>
@@ -1357,7 +1385,7 @@
         <w:trPr/>
         <w:tc>
           <w:tcPr>
-            <w:tcW w:w="6425" w:type="dxa"/>
+            <w:tcW w:w="6424" w:type="dxa"/>
             <w:tcBorders>
               <w:start w:val="single" w:sz="4" w:space="0" w:color="000000"/>
               <w:bottom w:val="single" w:sz="4" w:space="0" w:color="000000"/>
@@ -1370,16 +1398,20 @@
               <w:suppressLineNumbers/>
               <w:bidi w:val="0"/>
               <w:jc w:val="start"/>
-              <w:rPr/>
+              <w:rPr>
+                <w:rFonts w:ascii="Times New Roman" w:hAnsi="Times New Roman"/>
+              </w:rPr>
             </w:pPr>
             <w:r>
-              <w:rPr/>
+              <w:rPr>
+                <w:rFonts w:ascii="Times New Roman" w:hAnsi="Times New Roman"/>
+              </w:rPr>
             </w:r>
           </w:p>
         </w:tc>
         <w:tc>
           <w:tcPr>
-            <w:tcW w:w="3213" w:type="dxa"/>
+            <w:tcW w:w="3214" w:type="dxa"/>
             <w:tcBorders>
               <w:start w:val="single" w:sz="4" w:space="0" w:color="000000"/>
               <w:bottom w:val="single" w:sz="4" w:space="0" w:color="000000"/>
@@ -1412,7 +1444,7 @@
         <w:trPr/>
         <w:tc>
           <w:tcPr>
-            <w:tcW w:w="6425" w:type="dxa"/>
+            <w:tcW w:w="6424" w:type="dxa"/>
             <w:tcBorders>
               <w:start w:val="single" w:sz="4" w:space="0" w:color="000000"/>
               <w:bottom w:val="single" w:sz="4" w:space="0" w:color="000000"/>
@@ -1441,7 +1473,7 @@
         </w:tc>
         <w:tc>
           <w:tcPr>
-            <w:tcW w:w="3213" w:type="dxa"/>
+            <w:tcW w:w="3214" w:type="dxa"/>
             <w:tcBorders>
               <w:start w:val="single" w:sz="4" w:space="0" w:color="000000"/>
               <w:bottom w:val="single" w:sz="4" w:space="0" w:color="000000"/>
@@ -1474,7 +1506,7 @@
         <w:trPr/>
         <w:tc>
           <w:tcPr>
-            <w:tcW w:w="6425" w:type="dxa"/>
+            <w:tcW w:w="6424" w:type="dxa"/>
             <w:tcBorders>
               <w:start w:val="single" w:sz="4" w:space="0" w:color="000000"/>
               <w:bottom w:val="single" w:sz="4" w:space="0" w:color="000000"/>
@@ -1503,7 +1535,7 @@
         </w:tc>
         <w:tc>
           <w:tcPr>
-            <w:tcW w:w="3213" w:type="dxa"/>
+            <w:tcW w:w="3214" w:type="dxa"/>
             <w:tcBorders>
               <w:start w:val="single" w:sz="4" w:space="0" w:color="000000"/>
               <w:bottom w:val="single" w:sz="4" w:space="0" w:color="000000"/>
@@ -1536,7 +1568,7 @@
         <w:trPr/>
         <w:tc>
           <w:tcPr>
-            <w:tcW w:w="6425" w:type="dxa"/>
+            <w:tcW w:w="6424" w:type="dxa"/>
             <w:tcBorders>
               <w:start w:val="single" w:sz="4" w:space="0" w:color="000000"/>
               <w:bottom w:val="single" w:sz="4" w:space="0" w:color="000000"/>
@@ -1565,7 +1597,7 @@
         </w:tc>
         <w:tc>
           <w:tcPr>
-            <w:tcW w:w="3213" w:type="dxa"/>
+            <w:tcW w:w="3214" w:type="dxa"/>
             <w:tcBorders>
               <w:start w:val="single" w:sz="4" w:space="0" w:color="000000"/>
               <w:bottom w:val="single" w:sz="4" w:space="0" w:color="000000"/>
@@ -1598,7 +1630,7 @@
         <w:trPr/>
         <w:tc>
           <w:tcPr>
-            <w:tcW w:w="6425" w:type="dxa"/>
+            <w:tcW w:w="6424" w:type="dxa"/>
             <w:tcBorders>
               <w:start w:val="single" w:sz="4" w:space="0" w:color="000000"/>
               <w:bottom w:val="single" w:sz="4" w:space="0" w:color="000000"/>
@@ -1627,7 +1659,7 @@
         </w:tc>
         <w:tc>
           <w:tcPr>
-            <w:tcW w:w="3213" w:type="dxa"/>
+            <w:tcW w:w="3214" w:type="dxa"/>
             <w:tcBorders>
               <w:start w:val="single" w:sz="4" w:space="0" w:color="000000"/>
               <w:bottom w:val="single" w:sz="4" w:space="0" w:color="000000"/>
@@ -1660,7 +1692,7 @@
         <w:trPr/>
         <w:tc>
           <w:tcPr>
-            <w:tcW w:w="6425" w:type="dxa"/>
+            <w:tcW w:w="6424" w:type="dxa"/>
             <w:tcBorders>
               <w:start w:val="single" w:sz="4" w:space="0" w:color="000000"/>
               <w:bottom w:val="single" w:sz="4" w:space="0" w:color="000000"/>
@@ -1689,7 +1721,7 @@
         </w:tc>
         <w:tc>
           <w:tcPr>
-            <w:tcW w:w="3213" w:type="dxa"/>
+            <w:tcW w:w="3214" w:type="dxa"/>
             <w:tcBorders>
               <w:start w:val="single" w:sz="4" w:space="0" w:color="000000"/>
               <w:bottom w:val="single" w:sz="4" w:space="0" w:color="000000"/>
@@ -1722,7 +1754,7 @@
         <w:trPr/>
         <w:tc>
           <w:tcPr>
-            <w:tcW w:w="6425" w:type="dxa"/>
+            <w:tcW w:w="6424" w:type="dxa"/>
             <w:tcBorders>
               <w:start w:val="single" w:sz="4" w:space="0" w:color="000000"/>
               <w:bottom w:val="single" w:sz="4" w:space="0" w:color="000000"/>
@@ -1751,7 +1783,7 @@
         </w:tc>
         <w:tc>
           <w:tcPr>
-            <w:tcW w:w="3213" w:type="dxa"/>
+            <w:tcW w:w="3214" w:type="dxa"/>
             <w:tcBorders>
               <w:start w:val="single" w:sz="4" w:space="0" w:color="000000"/>
               <w:bottom w:val="single" w:sz="4" w:space="0" w:color="000000"/>
@@ -1784,7 +1816,7 @@
         <w:trPr/>
         <w:tc>
           <w:tcPr>
-            <w:tcW w:w="6425" w:type="dxa"/>
+            <w:tcW w:w="6424" w:type="dxa"/>
             <w:tcBorders>
               <w:start w:val="single" w:sz="4" w:space="0" w:color="000000"/>
               <w:bottom w:val="single" w:sz="4" w:space="0" w:color="000000"/>
@@ -1813,7 +1845,7 @@
         </w:tc>
         <w:tc>
           <w:tcPr>
-            <w:tcW w:w="3213" w:type="dxa"/>
+            <w:tcW w:w="3214" w:type="dxa"/>
             <w:tcBorders>
               <w:start w:val="single" w:sz="4" w:space="0" w:color="000000"/>
               <w:bottom w:val="single" w:sz="4" w:space="0" w:color="000000"/>
@@ -1846,7 +1878,7 @@
         <w:trPr/>
         <w:tc>
           <w:tcPr>
-            <w:tcW w:w="6425" w:type="dxa"/>
+            <w:tcW w:w="6424" w:type="dxa"/>
             <w:tcBorders>
               <w:start w:val="single" w:sz="4" w:space="0" w:color="000000"/>
               <w:bottom w:val="single" w:sz="4" w:space="0" w:color="000000"/>
@@ -1875,7 +1907,7 @@
         </w:tc>
         <w:tc>
           <w:tcPr>
-            <w:tcW w:w="3213" w:type="dxa"/>
+            <w:tcW w:w="3214" w:type="dxa"/>
             <w:tcBorders>
               <w:start w:val="single" w:sz="4" w:space="0" w:color="000000"/>
               <w:bottom w:val="single" w:sz="4" w:space="0" w:color="000000"/>
@@ -2028,9 +2060,6 @@
         <w:p>
           <w:pPr>
             <w:pStyle w:val="TOCHeading"/>
-            <w:bidi w:val="0"/>
-            <w:spacing w:lineRule="auto" w:line="360"/>
-            <w:jc w:val="start"/>
             <w:rPr/>
           </w:pPr>
           <w:r>
@@ -2045,9 +2074,6 @@
               <w:tab w:val="clear" w:pos="9638"/>
               <w:tab w:val="right" w:pos="9637" w:leader="dot"/>
             </w:tabs>
-            <w:bidi w:val="0"/>
-            <w:spacing w:lineRule="auto" w:line="360"/>
-            <w:jc w:val="start"/>
             <w:rPr/>
           </w:pPr>
           <w:r>
@@ -2065,14 +2091,14 @@
             </w:rPr>
             <w:fldChar w:fldCharType="separate"/>
           </w:r>
-          <w:hyperlink w:anchor="__RefHeading___Toc346_2924267187" w:tooltip="INTRODUCTION">
+          <w:hyperlink w:anchor="__RefHeading___Toc228_2856808572" w:tooltip="GROUP1 MEMBERS">
             <w:r>
               <w:rPr>
                 <w:rStyle w:val="IndexLink"/>
               </w:rPr>
-              <w:t>INTRODUCTION</w:t>
+              <w:t>GROUP1 MEMBERS</w:t>
               <w:tab/>
-              <w:t>3</w:t>
+              <w:t>2</w:t>
             </w:r>
           </w:hyperlink>
         </w:p>
@@ -2083,65 +2109,16 @@
               <w:tab w:val="clear" w:pos="9638"/>
               <w:tab w:val="right" w:pos="9637" w:leader="dot"/>
             </w:tabs>
-            <w:bidi w:val="0"/>
-            <w:spacing w:lineRule="auto" w:line="360"/>
-            <w:jc w:val="start"/>
             <w:rPr/>
           </w:pPr>
-          <w:hyperlink w:anchor="__RefHeading___Toc346_2924267187_Copy_1" w:tooltip="METHODOLOGY">
+          <w:hyperlink w:anchor="__RefHeading___Toc346_2924267187" w:tooltip="INTRODUCTION">
             <w:r>
               <w:rPr>
                 <w:rStyle w:val="IndexLink"/>
               </w:rPr>
-              <w:t>METHODOLOGY</w:t>
+              <w:t>INTRODUCTION</w:t>
               <w:tab/>
-              <w:t>3</w:t>
-            </w:r>
-          </w:hyperlink>
-        </w:p>
-        <w:p>
-          <w:pPr>
-            <w:pStyle w:val="TOC3"/>
-            <w:tabs>
-              <w:tab w:val="clear" w:pos="9071"/>
-              <w:tab w:val="right" w:pos="9637" w:leader="dot"/>
-            </w:tabs>
-            <w:bidi w:val="0"/>
-            <w:spacing w:lineRule="auto" w:line="360"/>
-            <w:jc w:val="start"/>
-            <w:rPr/>
-          </w:pPr>
-          <w:hyperlink w:anchor="__RefHeading___Toc346_2924267187_Copy_2" w:tooltip="CONCEPTUAL DESIGN">
-            <w:r>
-              <w:rPr>
-                <w:rStyle w:val="IndexLink"/>
-              </w:rPr>
-              <w:t>CONCEPTUAL DESIGN</w:t>
-              <w:tab/>
-              <w:t>3</w:t>
-            </w:r>
-          </w:hyperlink>
-        </w:p>
-        <w:p>
-          <w:pPr>
-            <w:pStyle w:val="TOC3"/>
-            <w:tabs>
-              <w:tab w:val="clear" w:pos="9071"/>
-              <w:tab w:val="right" w:pos="9637" w:leader="dot"/>
-            </w:tabs>
-            <w:bidi w:val="0"/>
-            <w:spacing w:lineRule="auto" w:line="360"/>
-            <w:jc w:val="start"/>
-            <w:rPr/>
-          </w:pPr>
-          <w:hyperlink w:anchor="__RefHeading___Toc346_2924267187_Copy_3" w:tooltip="DATABASE TABLES">
-            <w:r>
-              <w:rPr>
-                <w:rStyle w:val="IndexLink"/>
-              </w:rPr>
-              <w:t>DATABASE TABLES</w:t>
-              <w:tab/>
-              <w:t>3</w:t>
+              <w:t>4</w:t>
             </w:r>
           </w:hyperlink>
         </w:p>
@@ -2152,19 +2129,16 @@
               <w:tab w:val="clear" w:pos="9638"/>
               <w:tab w:val="right" w:pos="9637" w:leader="dot"/>
             </w:tabs>
-            <w:bidi w:val="0"/>
-            <w:spacing w:lineRule="auto" w:line="360"/>
-            <w:jc w:val="start"/>
             <w:rPr/>
           </w:pPr>
-          <w:hyperlink w:anchor="__RefHeading___Toc346_2924267187_Copy_4" w:tooltip="IMPLEMENTATION">
+          <w:hyperlink w:anchor="__RefHeading___Toc346_2924267187_Copy_1" w:tooltip="METHODOLOGY">
             <w:r>
               <w:rPr>
                 <w:rStyle w:val="IndexLink"/>
               </w:rPr>
-              <w:t>IMPLEMENTATION</w:t>
+              <w:t>METHODOLOGY</w:t>
               <w:tab/>
-              <w:t>3</w:t>
+              <w:t>5</w:t>
             </w:r>
           </w:hyperlink>
         </w:p>
@@ -2172,22 +2146,59 @@
           <w:pPr>
             <w:pStyle w:val="TOC3"/>
             <w:tabs>
-              <w:tab w:val="clear" w:pos="9071"/>
+              <w:tab w:val="clear" w:pos="9638"/>
               <w:tab w:val="right" w:pos="9637" w:leader="dot"/>
             </w:tabs>
-            <w:bidi w:val="0"/>
-            <w:spacing w:lineRule="auto" w:line="360"/>
-            <w:jc w:val="start"/>
             <w:rPr/>
           </w:pPr>
-          <w:hyperlink w:anchor="__RefHeading___Toc346_2924267187_Copy_5" w:tooltip="RESULT DISCUSSION">
+          <w:hyperlink w:anchor="__RefHeading___Toc346_2924267187_Copy_2" w:tooltip="CONCEPTUAL DESIGN">
             <w:r>
               <w:rPr>
                 <w:rStyle w:val="IndexLink"/>
               </w:rPr>
-              <w:t>RESULT DISCUSSION</w:t>
+              <w:t>CONCEPTUAL DESIGN</w:t>
               <w:tab/>
-              <w:t>3</w:t>
+              <w:t>5</w:t>
+            </w:r>
+          </w:hyperlink>
+        </w:p>
+        <w:p>
+          <w:pPr>
+            <w:pStyle w:val="TOC3"/>
+            <w:tabs>
+              <w:tab w:val="clear" w:pos="9638"/>
+              <w:tab w:val="right" w:pos="9637" w:leader="dot"/>
+            </w:tabs>
+            <w:rPr/>
+          </w:pPr>
+          <w:hyperlink w:anchor="__RefHeading___Toc230_2856808572" w:tooltip="ER DIAGRAM">
+            <w:r>
+              <w:rPr>
+                <w:rStyle w:val="IndexLink"/>
+              </w:rPr>
+              <w:t>ER DIAGRAM</w:t>
+              <w:tab/>
+              <w:t>5</w:t>
+            </w:r>
+          </w:hyperlink>
+        </w:p>
+        <w:p>
+          <w:pPr>
+            <w:pStyle w:val="TOC3"/>
+            <w:tabs>
+              <w:tab w:val="clear" w:pos="9638"/>
+              <w:tab w:val="right" w:pos="9637" w:leader="dot"/>
+            </w:tabs>
+            <w:rPr/>
+          </w:pPr>
+          <w:hyperlink w:anchor="__RefHeading___Toc346_2924267187_Copy_3" w:tooltip="DATABASE TABLES">
+            <w:r>
+              <w:rPr>
+                <w:rStyle w:val="IndexLink"/>
+              </w:rPr>
+              <w:t>DATABASE TABLES</w:t>
+              <w:tab/>
+              <w:t>6</w:t>
             </w:r>
           </w:hyperlink>
         </w:p>
@@ -2198,19 +2209,16 @@
               <w:tab w:val="clear" w:pos="9638"/>
               <w:tab w:val="right" w:pos="9637" w:leader="dot"/>
             </w:tabs>
-            <w:bidi w:val="0"/>
-            <w:spacing w:lineRule="auto" w:line="360"/>
-            <w:jc w:val="start"/>
             <w:rPr/>
           </w:pPr>
-          <w:hyperlink w:anchor="__RefHeading___Toc346_2924267187_Copy_6" w:tooltip="CONCLUSION">
+          <w:hyperlink w:anchor="__RefHeading___Toc346_2924267187_Copy_4" w:tooltip="IMPLEMENTATION">
             <w:r>
               <w:rPr>
                 <w:rStyle w:val="IndexLink"/>
               </w:rPr>
-              <w:t>CONCLUSION</w:t>
+              <w:t>IMPLEMENTATION</w:t>
               <w:tab/>
-              <w:t>3</w:t>
+              <w:t>6</w:t>
             </w:r>
           </w:hyperlink>
         </w:p>
@@ -2218,12 +2226,49 @@
           <w:pPr>
             <w:pStyle w:val="TOC3"/>
             <w:tabs>
-              <w:tab w:val="clear" w:pos="9071"/>
+              <w:tab w:val="clear" w:pos="9638"/>
               <w:tab w:val="right" w:pos="9637" w:leader="dot"/>
             </w:tabs>
-            <w:bidi w:val="0"/>
-            <w:spacing w:lineRule="auto" w:line="360"/>
-            <w:jc w:val="start"/>
+            <w:rPr/>
+          </w:pPr>
+          <w:hyperlink w:anchor="__RefHeading___Toc346_2924267187_Copy_5" w:tooltip="RESULT DISCUSSION">
+            <w:r>
+              <w:rPr>
+                <w:rStyle w:val="IndexLink"/>
+              </w:rPr>
+              <w:t>RESULT DISCUSSION</w:t>
+              <w:tab/>
+              <w:t>6</w:t>
+            </w:r>
+          </w:hyperlink>
+        </w:p>
+        <w:p>
+          <w:pPr>
+            <w:pStyle w:val="TOC1"/>
+            <w:tabs>
+              <w:tab w:val="clear" w:pos="9638"/>
+              <w:tab w:val="right" w:pos="9637" w:leader="dot"/>
+            </w:tabs>
+            <w:rPr/>
+          </w:pPr>
+          <w:hyperlink w:anchor="__RefHeading___Toc346_2924267187_Copy_6" w:tooltip="CONCLUSION">
+            <w:r>
+              <w:rPr>
+                <w:rStyle w:val="IndexLink"/>
+              </w:rPr>
+              <w:t>CONCLUSION</w:t>
+              <w:tab/>
+              <w:t>7</w:t>
+            </w:r>
+          </w:hyperlink>
+        </w:p>
+        <w:p>
+          <w:pPr>
+            <w:pStyle w:val="TOC3"/>
+            <w:tabs>
+              <w:tab w:val="clear" w:pos="9638"/>
+              <w:tab w:val="right" w:pos="9637" w:leader="dot"/>
+            </w:tabs>
             <w:rPr/>
           </w:pPr>
           <w:hyperlink w:anchor="__RefHeading___Toc346_2924267187_Copy_7" w:tooltip="APPENDIX – MISCELLANEOUS &amp;&amp; SCREENSHOTS">
@@ -2233,7 +2278,7 @@
               </w:rPr>
               <w:t>APPENDIX – MISCELLANEOUS &amp;&amp; SCREENSHOTS</w:t>
               <w:tab/>
-              <w:t>3</w:t>
+              <w:t>7</w:t>
             </w:r>
           </w:hyperlink>
           <w:r>
@@ -2655,8 +2700,8 @@
           <w:rFonts w:ascii="Times New Roman" w:hAnsi="Times New Roman"/>
         </w:rPr>
       </w:pPr>
-      <w:bookmarkStart w:id="0" w:name="__RefHeading___Toc346_2924267187"/>
-      <w:bookmarkEnd w:id="0"/>
+      <w:bookmarkStart w:id="1" w:name="__RefHeading___Toc346_2924267187"/>
+      <w:bookmarkEnd w:id="1"/>
       <w:r>
         <w:rPr>
           <w:rFonts w:ascii="Times New Roman" w:hAnsi="Times New Roman"/>
@@ -2678,7 +2723,32 @@
         <w:rPr>
           <w:rFonts w:ascii="Times New Roman" w:hAnsi="Times New Roman"/>
         </w:rPr>
-        <w:t>Database managemet systems.</w:t>
+        <w:tab/>
+        <w:t>A database management system or (DB</w:t>
+      </w:r>
+      <w:r>
+        <w:rPr>
+          <w:rFonts w:ascii="Times New Roman" w:hAnsi="Times New Roman"/>
+        </w:rPr>
+        <w:t>MS</w:t>
+      </w:r>
+      <w:r>
+        <w:rPr>
+          <w:rFonts w:ascii="Times New Roman" w:hAnsi="Times New Roman"/>
+        </w:rPr>
+        <w:t>) is a computerised data-keeping system. It is a softwar</w:t>
+      </w:r>
+      <w:r>
+        <w:rPr>
+          <w:rFonts w:ascii="Times New Roman" w:hAnsi="Times New Roman"/>
+        </w:rPr>
+        <w:t>e</w:t>
+      </w:r>
+      <w:r>
+        <w:rPr>
+          <w:rFonts w:ascii="Times New Roman" w:hAnsi="Times New Roman"/>
+        </w:rPr>
+        <w:t xml:space="preserve"> system that manages, stores, and retrieves data efficiently in structured format. DBMS acts as a bridge between a central database and multiple clients, including applications and users. </w:t>
       </w:r>
     </w:p>
     <w:p>
@@ -2695,7 +2765,7 @@
         <w:rPr>
           <w:rFonts w:ascii="Times New Roman" w:hAnsi="Times New Roman"/>
         </w:rPr>
-        <w:t>Why use dbms</w:t>
+        <w:t>Before the introduction of modern DBMS, data was managed using basic file systems on hard drives. While this approach allowed users to store, retrieve and update files as needed, it came with numerous challenges like: data redundancy, inconsistency, difficult access, poor security, and a lack of backup/recovery.</w:t>
       </w:r>
     </w:p>
     <w:p>
@@ -2712,7 +2782,61 @@
         <w:rPr>
           <w:rFonts w:ascii="Times New Roman" w:hAnsi="Times New Roman"/>
         </w:rPr>
-        <w:t>what banks are</w:t>
+        <w:tab/>
+      </w:r>
+      <w:r>
+        <w:rPr>
+          <w:rFonts w:ascii="Times New Roman" w:hAnsi="Times New Roman"/>
+        </w:rPr>
+        <w:t>Banks are financial institutions that accept deposits from the public and create a demand deposit while making loans. Banks and financial institutions use DBMS to store, manage, and ret</w:t>
+      </w:r>
+      <w:r>
+        <w:rPr>
+          <w:rFonts w:ascii="Times New Roman" w:hAnsi="Times New Roman"/>
+        </w:rPr>
+        <w:t>rieve</w:t>
+      </w:r>
+      <w:r>
+        <w:rPr>
+          <w:rFonts w:ascii="Times New Roman" w:hAnsi="Times New Roman"/>
+        </w:rPr>
+        <w:t xml:space="preserve"> a large amount of fin</w:t>
+      </w:r>
+      <w:r>
+        <w:rPr>
+          <w:rFonts w:ascii="Times New Roman" w:hAnsi="Times New Roman"/>
+        </w:rPr>
+        <w:t>ancial</w:t>
+      </w:r>
+      <w:r>
+        <w:rPr>
+          <w:rFonts w:ascii="Times New Roman" w:hAnsi="Times New Roman"/>
+        </w:rPr>
+        <w:t xml:space="preserve"> data efficiency and securi</w:t>
+      </w:r>
+      <w:r>
+        <w:rPr>
+          <w:rFonts w:ascii="Times New Roman" w:hAnsi="Times New Roman"/>
+        </w:rPr>
+        <w:t>ty.</w:t>
+      </w:r>
+      <w:r>
+        <w:rPr>
+          <w:rFonts w:ascii="Times New Roman" w:hAnsi="Times New Roman"/>
+        </w:rPr>
+        <w:t xml:space="preserve"> This in turn supports key banking operations such as tra</w:t>
+      </w:r>
+      <w:r>
+        <w:rPr>
+          <w:rFonts w:ascii="Times New Roman" w:hAnsi="Times New Roman"/>
+        </w:rPr>
+        <w:t>nsaction</w:t>
+      </w:r>
+      <w:r>
+        <w:rPr>
+          <w:rFonts w:ascii="Times New Roman" w:hAnsi="Times New Roman"/>
+        </w:rPr>
+        <w:t xml:space="preserve"> processing, customer relationship management and fraud detection.</w:t>
       </w:r>
     </w:p>
     <w:p>
@@ -2729,7 +2853,40 @@
         <w:rPr>
           <w:rFonts w:ascii="Times New Roman" w:hAnsi="Times New Roman"/>
         </w:rPr>
-        <w:t>apllication of dbms in banking and why banks need</w:t>
+        <w:tab/>
+        <w:t xml:space="preserve">The bank is organised into </w:t>
+      </w:r>
+      <w:r>
+        <w:rPr>
+          <w:rFonts w:ascii="Times New Roman" w:hAnsi="Times New Roman"/>
+          <w:u w:val="single"/>
+        </w:rPr>
+        <w:t>branches</w:t>
+      </w:r>
+      <w:r>
+        <w:rPr>
+          <w:rFonts w:ascii="Times New Roman" w:hAnsi="Times New Roman"/>
+        </w:rPr>
+        <w:t xml:space="preserve">, and each branch has a unique identifier, a name, and an address/location. A branch serves an arbitrary number of customers. </w:t>
+      </w:r>
+      <w:r>
+        <w:rPr>
+          <w:rFonts w:ascii="Times New Roman" w:hAnsi="Times New Roman"/>
+        </w:rPr>
+        <w:t xml:space="preserve">The branch also has a number of </w:t>
+      </w:r>
+      <w:r>
+        <w:rPr>
+          <w:rFonts w:ascii="Times New Roman" w:hAnsi="Times New Roman"/>
+          <w:u w:val="single"/>
+        </w:rPr>
+        <w:t>employees</w:t>
+      </w:r>
+      <w:r>
+        <w:rPr>
+          <w:rFonts w:ascii="Times New Roman" w:hAnsi="Times New Roman"/>
+        </w:rPr>
+        <w:t>.</w:t>
       </w:r>
     </w:p>
     <w:p>
@@ -2746,7 +2903,20 @@
         <w:rPr>
           <w:rFonts w:ascii="Times New Roman" w:hAnsi="Times New Roman"/>
         </w:rPr>
-        <w:t>scenerio of bank needing dbms</w:t>
+        <w:t xml:space="preserve">Each </w:t>
+      </w:r>
+      <w:r>
+        <w:rPr>
+          <w:rFonts w:ascii="Times New Roman" w:hAnsi="Times New Roman"/>
+          <w:u w:val="single"/>
+        </w:rPr>
+        <w:t>customer</w:t>
+      </w:r>
+      <w:r>
+        <w:rPr>
+          <w:rFonts w:ascii="Times New Roman" w:hAnsi="Times New Roman"/>
+        </w:rPr>
+        <w:t xml:space="preserve"> has a unique identifier, a first and last name, phone number, email and address. A customer also can have one or more bank accounts.</w:t>
       </w:r>
     </w:p>
     <w:p>
@@ -2763,7 +2933,179 @@
         <w:rPr>
           <w:rFonts w:ascii="Times New Roman" w:hAnsi="Times New Roman"/>
         </w:rPr>
-        <w:t>structure and details</w:t>
+        <w:t xml:space="preserve">A bank </w:t>
+      </w:r>
+      <w:r>
+        <w:rPr>
+          <w:rFonts w:ascii="Times New Roman" w:hAnsi="Times New Roman"/>
+          <w:u w:val="single"/>
+        </w:rPr>
+        <w:t>account</w:t>
+      </w:r>
+      <w:r>
+        <w:rPr>
+          <w:rFonts w:ascii="Times New Roman" w:hAnsi="Times New Roman"/>
+        </w:rPr>
+        <w:t xml:space="preserve"> has a unique identifier and its current balance. Each account is associated with one active </w:t>
+      </w:r>
+      <w:r>
+        <w:rPr>
+          <w:rFonts w:ascii="Times New Roman" w:hAnsi="Times New Roman"/>
+          <w:u w:val="single"/>
+        </w:rPr>
+        <w:t>card</w:t>
+      </w:r>
+      <w:r>
+        <w:rPr>
+          <w:rFonts w:ascii="Times New Roman" w:hAnsi="Times New Roman"/>
+        </w:rPr>
+        <w:t xml:space="preserve">, and the card contains its unique identifier, its expiration date and its card type. </w:t>
+      </w:r>
+      <w:r>
+        <w:rPr>
+          <w:rFonts w:ascii="Times New Roman" w:hAnsi="Times New Roman"/>
+        </w:rPr>
+        <w:t xml:space="preserve">An account can also apply for </w:t>
+      </w:r>
+      <w:r>
+        <w:rPr>
+          <w:rFonts w:ascii="Times New Roman" w:hAnsi="Times New Roman"/>
+          <w:u w:val="single"/>
+        </w:rPr>
+        <w:t>loans</w:t>
+      </w:r>
+      <w:r>
+        <w:rPr>
+          <w:rFonts w:ascii="Times New Roman" w:hAnsi="Times New Roman"/>
+        </w:rPr>
+        <w:t xml:space="preserve"> and perform </w:t>
+      </w:r>
+      <w:r>
+        <w:rPr>
+          <w:rFonts w:ascii="Times New Roman" w:hAnsi="Times New Roman"/>
+          <w:u w:val="single"/>
+        </w:rPr>
+        <w:t>transactions</w:t>
+      </w:r>
+      <w:r>
+        <w:rPr>
+          <w:rFonts w:ascii="Times New Roman" w:hAnsi="Times New Roman"/>
+        </w:rPr>
+        <w:t>.</w:t>
+      </w:r>
+    </w:p>
+    <w:p>
+      <w:pPr>
+        <w:pStyle w:val="BodyText"/>
+        <w:bidi w:val="0"/>
+        <w:spacing w:lineRule="auto" w:line="360"/>
+        <w:jc w:val="start"/>
+        <w:rPr>
+          <w:rFonts w:ascii="Times New Roman" w:hAnsi="Times New Roman"/>
+        </w:rPr>
+      </w:pPr>
+      <w:r>
+        <w:rPr>
+          <w:rFonts w:ascii="Times New Roman" w:hAnsi="Times New Roman"/>
+        </w:rPr>
+        <w:t>The database keeps track of these loans, with each loan having a unique identifier, the amount, interest rate and repayment status.</w:t>
+      </w:r>
+    </w:p>
+    <w:p>
+      <w:pPr>
+        <w:pStyle w:val="BodyText"/>
+        <w:bidi w:val="0"/>
+        <w:spacing w:lineRule="auto" w:line="360"/>
+        <w:jc w:val="start"/>
+        <w:rPr>
+          <w:rFonts w:ascii="Times New Roman" w:hAnsi="Times New Roman"/>
+        </w:rPr>
+      </w:pPr>
+      <w:r>
+        <w:rPr>
+          <w:rFonts w:ascii="Times New Roman" w:hAnsi="Times New Roman"/>
+        </w:rPr>
+        <w:t>Furthermore the database holds records of transactions, each having a unique identifier, the amount, the transaction type, and the date of the transaction.</w:t>
+      </w:r>
+    </w:p>
+    <w:p>
+      <w:pPr>
+        <w:pStyle w:val="BodyText"/>
+        <w:bidi w:val="0"/>
+        <w:spacing w:lineRule="auto" w:line="360"/>
+        <w:jc w:val="start"/>
+        <w:rPr>
+          <w:rFonts w:ascii="Times New Roman" w:hAnsi="Times New Roman"/>
+        </w:rPr>
+      </w:pPr>
+      <w:r>
+        <w:rPr>
+          <w:rFonts w:ascii="Times New Roman" w:hAnsi="Times New Roman"/>
+        </w:rPr>
+      </w:r>
+    </w:p>
+    <w:p>
+      <w:pPr>
+        <w:pStyle w:val="BodyText"/>
+        <w:bidi w:val="0"/>
+        <w:spacing w:lineRule="auto" w:line="360"/>
+        <w:jc w:val="start"/>
+        <w:rPr>
+          <w:rFonts w:ascii="Times New Roman" w:hAnsi="Times New Roman"/>
+        </w:rPr>
+      </w:pPr>
+      <w:r>
+        <w:rPr>
+          <w:rFonts w:ascii="Times New Roman" w:hAnsi="Times New Roman"/>
+        </w:rPr>
+      </w:r>
+    </w:p>
+    <w:p>
+      <w:pPr>
+        <w:pStyle w:val="BodyText"/>
+        <w:bidi w:val="0"/>
+        <w:spacing w:lineRule="auto" w:line="360"/>
+        <w:jc w:val="start"/>
+        <w:rPr>
+          <w:rFonts w:ascii="Times New Roman" w:hAnsi="Times New Roman"/>
+        </w:rPr>
+      </w:pPr>
+      <w:r>
+        <w:rPr>
+          <w:rFonts w:ascii="Times New Roman" w:hAnsi="Times New Roman"/>
+        </w:rPr>
+      </w:r>
+    </w:p>
+    <w:p>
+      <w:pPr>
+        <w:pStyle w:val="BodyText"/>
+        <w:bidi w:val="0"/>
+        <w:spacing w:lineRule="auto" w:line="360"/>
+        <w:jc w:val="start"/>
+        <w:rPr>
+          <w:rFonts w:ascii="Times New Roman" w:hAnsi="Times New Roman"/>
+        </w:rPr>
+      </w:pPr>
+      <w:r>
+        <w:rPr>
+          <w:rFonts w:ascii="Times New Roman" w:hAnsi="Times New Roman"/>
+        </w:rPr>
+      </w:r>
+    </w:p>
+    <w:p>
+      <w:pPr>
+        <w:pStyle w:val="BodyText"/>
+        <w:bidi w:val="0"/>
+        <w:spacing w:lineRule="auto" w:line="360"/>
+        <w:jc w:val="start"/>
+        <w:rPr>
+          <w:rFonts w:ascii="Times New Roman" w:hAnsi="Times New Roman"/>
+        </w:rPr>
+      </w:pPr>
+      <w:r>
+        <w:rPr>
+          <w:rFonts w:ascii="Times New Roman" w:hAnsi="Times New Roman"/>
+        </w:rPr>
       </w:r>
     </w:p>
     <w:p>
@@ -2776,8 +3118,8 @@
           <w:rFonts w:ascii="Times New Roman" w:hAnsi="Times New Roman"/>
         </w:rPr>
       </w:pPr>
-      <w:bookmarkStart w:id="1" w:name="__RefHeading___Toc346_2924267187_Copy_1"/>
-      <w:bookmarkEnd w:id="1"/>
+      <w:bookmarkStart w:id="2" w:name="__RefHeading___Toc346_2924267187_Copy_1"/>
+      <w:bookmarkEnd w:id="2"/>
       <w:r>
         <w:rPr>
           <w:rFonts w:ascii="Times New Roman" w:hAnsi="Times New Roman"/>
@@ -2800,8 +3142,8 @@
           <w:rFonts w:ascii="Times New Roman" w:hAnsi="Times New Roman"/>
         </w:rPr>
       </w:pPr>
-      <w:bookmarkStart w:id="2" w:name="__RefHeading___Toc346_2924267187_Copy_2"/>
-      <w:bookmarkEnd w:id="2"/>
+      <w:bookmarkStart w:id="3" w:name="__RefHeading___Toc346_2924267187_Copy_2"/>
+      <w:bookmarkEnd w:id="3"/>
       <w:r>
         <w:rPr>
           <w:rFonts w:ascii="Times New Roman" w:hAnsi="Times New Roman"/>
@@ -2811,17 +3153,424 @@
     </w:p>
     <w:p>
       <w:pPr>
+        <w:pStyle w:val="BodyText"/>
+        <w:numPr>
+          <w:ilvl w:val="0"/>
+          <w:numId w:val="0"/>
+        </w:numPr>
+        <w:bidi w:val="0"/>
+        <w:spacing w:lineRule="auto" w:line="360"/>
+        <w:ind w:hanging="0" w:start="0"/>
+        <w:jc w:val="start"/>
+        <w:rPr>
+          <w:rFonts w:ascii="Times New Roman" w:hAnsi="Times New Roman"/>
+        </w:rPr>
+      </w:pPr>
+      <w:r>
+        <w:rPr>
+          <w:rFonts w:ascii="Times New Roman" w:hAnsi="Times New Roman"/>
+        </w:rPr>
+        <w:tab/>
+        <w:t>The database was developed using the Relational Database Design Methodology.</w:t>
+      </w:r>
+    </w:p>
+    <w:p>
+      <w:pPr>
+        <w:pStyle w:val="BodyText"/>
+        <w:numPr>
+          <w:ilvl w:val="0"/>
+          <w:numId w:val="0"/>
+        </w:numPr>
+        <w:bidi w:val="0"/>
+        <w:spacing w:lineRule="auto" w:line="360"/>
+        <w:ind w:hanging="0" w:start="0"/>
+        <w:jc w:val="start"/>
+        <w:rPr>
+          <w:rFonts w:ascii="Times New Roman" w:hAnsi="Times New Roman"/>
+        </w:rPr>
+      </w:pPr>
+      <w:r>
+        <w:rPr>
+          <w:rFonts w:ascii="Times New Roman" w:hAnsi="Times New Roman"/>
+        </w:rPr>
+        <w:t>The development process included: Requirement analysis, Entity identification, Atrribute definition, Relationship design, Normalization, Database Implementation and Testing.</w:t>
+      </w:r>
+    </w:p>
+    <w:p>
+      <w:pPr>
+        <w:pStyle w:val="BodyText"/>
+        <w:numPr>
+          <w:ilvl w:val="0"/>
+          <w:numId w:val="0"/>
+        </w:numPr>
+        <w:bidi w:val="0"/>
+        <w:spacing w:lineRule="auto" w:line="360"/>
+        <w:ind w:hanging="0" w:start="0"/>
+        <w:jc w:val="start"/>
+        <w:rPr>
+          <w:rFonts w:ascii="Times New Roman" w:hAnsi="Times New Roman"/>
+        </w:rPr>
+      </w:pPr>
+      <w:r>
+        <w:rPr>
+          <w:rFonts w:ascii="Times New Roman" w:hAnsi="Times New Roman"/>
+        </w:rPr>
+        <w:t>We followed theses principles to reduce redundancy and errors and maintain data integrity.</w:t>
+      </w:r>
+    </w:p>
+    <w:p>
+      <w:pPr>
+        <w:pStyle w:val="BodyText"/>
+        <w:numPr>
+          <w:ilvl w:val="0"/>
+          <w:numId w:val="0"/>
+        </w:numPr>
+        <w:bidi w:val="0"/>
+        <w:spacing w:lineRule="auto" w:line="360"/>
+        <w:ind w:hanging="0" w:start="0"/>
+        <w:jc w:val="start"/>
+        <w:rPr>
+          <w:rFonts w:ascii="Times New Roman" w:hAnsi="Times New Roman"/>
+        </w:rPr>
+      </w:pPr>
+      <w:r>
+        <w:rPr>
+          <w:rFonts w:ascii="Times New Roman" w:hAnsi="Times New Roman"/>
+        </w:rPr>
+        <w:t>The entities recognised were, Customer, Branch (of the bank), Account (of the customer), Transaction, Employee, Loan and Card.</w:t>
+      </w:r>
+    </w:p>
+    <w:p>
+      <w:pPr>
+        <w:pStyle w:val="BodyText"/>
+        <w:numPr>
+          <w:ilvl w:val="0"/>
+          <w:numId w:val="0"/>
+        </w:numPr>
+        <w:bidi w:val="0"/>
+        <w:spacing w:lineRule="auto" w:line="360"/>
+        <w:ind w:hanging="0" w:start="0"/>
+        <w:jc w:val="start"/>
+        <w:rPr>
+          <w:rFonts w:ascii="Times New Roman" w:hAnsi="Times New Roman"/>
+        </w:rPr>
+      </w:pPr>
+      <w:r>
+        <w:rPr>
+          <w:rFonts w:ascii="Times New Roman" w:hAnsi="Times New Roman"/>
+        </w:rPr>
+      </w:r>
+    </w:p>
+    <w:p>
+      <w:pPr>
         <w:pStyle w:val="Heading3"/>
-        <w:bidi w:val="0"/>
-        <w:spacing w:lineRule="auto" w:line="360"/>
+        <w:numPr>
+          <w:ilvl w:val="2"/>
+          <w:numId w:val="2"/>
+        </w:numPr>
         <w:ind w:hanging="0" w:start="0"/>
-        <w:jc w:val="start"/>
-        <w:rPr>
-          <w:rFonts w:ascii="Times New Roman" w:hAnsi="Times New Roman"/>
-        </w:rPr>
-      </w:pPr>
-      <w:bookmarkStart w:id="3" w:name="__RefHeading___Toc346_2924267187_Copy_3"/>
-      <w:bookmarkEnd w:id="3"/>
+        <w:rPr>
+          <w:rFonts w:ascii="Times New Roman" w:hAnsi="Times New Roman"/>
+        </w:rPr>
+      </w:pPr>
+      <w:bookmarkStart w:id="4" w:name="__RefHeading___Toc230_2856808572"/>
+      <w:bookmarkEnd w:id="4"/>
+      <w:r>
+        <w:rPr>
+          <w:rFonts w:ascii="Times New Roman" w:hAnsi="Times New Roman"/>
+        </w:rPr>
+        <w:t>ER DIAGRAM</w:t>
+      </w:r>
+    </w:p>
+    <w:p>
+      <w:pPr>
+        <w:pStyle w:val="BodyText"/>
+        <w:numPr>
+          <w:ilvl w:val="0"/>
+          <w:numId w:val="0"/>
+        </w:numPr>
+        <w:bidi w:val="0"/>
+        <w:spacing w:lineRule="auto" w:line="360"/>
+        <w:ind w:hanging="0" w:start="0"/>
+        <w:jc w:val="start"/>
+        <w:rPr>
+          <w:rFonts w:ascii="Times New Roman" w:hAnsi="Times New Roman"/>
+        </w:rPr>
+      </w:pPr>
+      <w:r>
+        <w:rPr>
+          <w:rFonts w:ascii="Times New Roman" w:hAnsi="Times New Roman"/>
+        </w:rPr>
+        <w:t xml:space="preserve"> </w:t>
+      </w:r>
+    </w:p>
+    <w:p>
+      <w:pPr>
+        <w:pStyle w:val="BodyText"/>
+        <w:numPr>
+          <w:ilvl w:val="0"/>
+          <w:numId w:val="0"/>
+        </w:numPr>
+        <w:bidi w:val="0"/>
+        <w:spacing w:lineRule="auto" w:line="360"/>
+        <w:ind w:hanging="0" w:start="0"/>
+        <w:jc w:val="start"/>
+        <w:rPr>
+          <w:rFonts w:ascii="Times New Roman" w:hAnsi="Times New Roman"/>
+        </w:rPr>
+      </w:pPr>
+      <w:r>
+        <w:rPr>
+          <w:rFonts w:ascii="Times New Roman" w:hAnsi="Times New Roman"/>
+        </w:rPr>
+        <w:drawing>
+          <wp:anchor distT="0" distB="0" distL="0" distR="0" simplePos="0" relativeHeight="2" behindDoc="0" locked="0" layoutInCell="0" allowOverlap="1">
+            <wp:simplePos x="0" y="0"/>
+            <wp:positionH relativeFrom="column">
+              <wp:align>center</wp:align>
+            </wp:positionH>
+            <wp:positionV relativeFrom="paragraph">
+              <wp:posOffset>635</wp:posOffset>
+            </wp:positionV>
+            <wp:extent cx="5905500" cy="5021580"/>
+            <wp:effectExtent l="0" t="0" r="0" b="0"/>
+            <wp:wrapSquare wrapText="largest"/>
+            <wp:docPr id="1" name="Image1"/>
+            <wp:cNvGraphicFramePr>
+              <a:graphicFrameLocks xmlns:a="http://schemas.openxmlformats.org/drawingml/2006/main" noChangeAspect="1"/>
+            </wp:cNvGraphicFramePr>
+            <a:graphic xmlns:a="http://schemas.openxmlformats.org/drawingml/2006/main">
+              <a:graphicData uri="http://schemas.openxmlformats.org/drawingml/2006/picture">
+                <pic:pic xmlns:pic="http://schemas.openxmlformats.org/drawingml/2006/picture">
+                  <pic:nvPicPr>
+                    <pic:cNvPr id="1" name="Image1"/>
+                    <pic:cNvPicPr>
+                      <a:picLocks noChangeAspect="1" noChangeArrowheads="1"/>
+                    </pic:cNvPicPr>
+                  </pic:nvPicPr>
+                  <pic:blipFill>
+                    <a:blip r:embed="rId2"/>
+                    <a:stretch>
+                      <a:fillRect/>
+                    </a:stretch>
+                  </pic:blipFill>
+                  <pic:spPr bwMode="auto">
+                    <a:xfrm>
+                      <a:off x="0" y="0"/>
+                      <a:ext cx="5905500" cy="5021580"/>
+                    </a:xfrm>
+                    <a:prstGeom prst="rect">
+                      <a:avLst/>
+                    </a:prstGeom>
+                    <a:noFill/>
+                  </pic:spPr>
+                </pic:pic>
+              </a:graphicData>
+            </a:graphic>
+          </wp:anchor>
+        </w:drawing>
+      </w:r>
+    </w:p>
+    <w:p>
+      <w:pPr>
+        <w:pStyle w:val="BodyText"/>
+        <w:numPr>
+          <w:ilvl w:val="0"/>
+          <w:numId w:val="0"/>
+        </w:numPr>
+        <w:bidi w:val="0"/>
+        <w:spacing w:lineRule="auto" w:line="360"/>
+        <w:ind w:hanging="0" w:start="0"/>
+        <w:jc w:val="start"/>
+        <w:rPr>
+          <w:rFonts w:ascii="Times New Roman" w:hAnsi="Times New Roman"/>
+          <w:b/>
+          <w:bCs/>
+          <w:sz w:val="28"/>
+          <w:szCs w:val="28"/>
+        </w:rPr>
+      </w:pPr>
+      <w:r>
+        <w:rPr>
+          <w:rFonts w:ascii="Times New Roman" w:hAnsi="Times New Roman"/>
+          <w:b/>
+          <w:bCs/>
+          <w:sz w:val="28"/>
+          <w:szCs w:val="28"/>
+        </w:rPr>
+        <w:t>Relationships amongst the entities:</w:t>
+      </w:r>
+    </w:p>
+    <w:p>
+      <w:pPr>
+        <w:pStyle w:val="BodyText"/>
+        <w:numPr>
+          <w:ilvl w:val="0"/>
+          <w:numId w:val="0"/>
+        </w:numPr>
+        <w:bidi w:val="0"/>
+        <w:spacing w:lineRule="auto" w:line="360"/>
+        <w:ind w:hanging="0" w:start="0"/>
+        <w:jc w:val="start"/>
+        <w:rPr>
+          <w:rFonts w:ascii="Times New Roman" w:hAnsi="Times New Roman"/>
+        </w:rPr>
+      </w:pPr>
+      <w:r>
+        <w:rPr>
+          <w:rFonts w:ascii="Times New Roman" w:hAnsi="Times New Roman"/>
+        </w:rPr>
+        <w:t>Customer to Account (1:M)</w:t>
+      </w:r>
+    </w:p>
+    <w:p>
+      <w:pPr>
+        <w:pStyle w:val="BodyText"/>
+        <w:numPr>
+          <w:ilvl w:val="0"/>
+          <w:numId w:val="0"/>
+        </w:numPr>
+        <w:bidi w:val="0"/>
+        <w:spacing w:lineRule="auto" w:line="360"/>
+        <w:ind w:hanging="0" w:start="0"/>
+        <w:jc w:val="start"/>
+        <w:rPr>
+          <w:rFonts w:ascii="Times New Roman" w:hAnsi="Times New Roman"/>
+        </w:rPr>
+      </w:pPr>
+      <w:r>
+        <w:rPr>
+          <w:rFonts w:ascii="Times New Roman" w:hAnsi="Times New Roman"/>
+        </w:rPr>
+        <w:t>Account to Transaction (1:M)</w:t>
+      </w:r>
+    </w:p>
+    <w:p>
+      <w:pPr>
+        <w:pStyle w:val="BodyText"/>
+        <w:numPr>
+          <w:ilvl w:val="0"/>
+          <w:numId w:val="0"/>
+        </w:numPr>
+        <w:bidi w:val="0"/>
+        <w:spacing w:lineRule="auto" w:line="360"/>
+        <w:ind w:hanging="0" w:start="0"/>
+        <w:jc w:val="start"/>
+        <w:rPr>
+          <w:rFonts w:ascii="Times New Roman" w:hAnsi="Times New Roman"/>
+        </w:rPr>
+      </w:pPr>
+      <w:r>
+        <w:rPr>
+          <w:rFonts w:ascii="Times New Roman" w:hAnsi="Times New Roman"/>
+        </w:rPr>
+        <w:t>Customer to Loan (1:M)</w:t>
+      </w:r>
+    </w:p>
+    <w:p>
+      <w:pPr>
+        <w:pStyle w:val="BodyText"/>
+        <w:numPr>
+          <w:ilvl w:val="0"/>
+          <w:numId w:val="0"/>
+        </w:numPr>
+        <w:bidi w:val="0"/>
+        <w:spacing w:lineRule="auto" w:line="360"/>
+        <w:ind w:hanging="0" w:start="0"/>
+        <w:jc w:val="start"/>
+        <w:rPr>
+          <w:rFonts w:ascii="Times New Roman" w:hAnsi="Times New Roman"/>
+        </w:rPr>
+      </w:pPr>
+      <w:r>
+        <w:rPr>
+          <w:rFonts w:ascii="Times New Roman" w:hAnsi="Times New Roman"/>
+        </w:rPr>
+        <w:t>Branch to Account (1:M)</w:t>
+      </w:r>
+    </w:p>
+    <w:p>
+      <w:pPr>
+        <w:pStyle w:val="BodyText"/>
+        <w:numPr>
+          <w:ilvl w:val="0"/>
+          <w:numId w:val="0"/>
+        </w:numPr>
+        <w:bidi w:val="0"/>
+        <w:spacing w:lineRule="auto" w:line="360"/>
+        <w:ind w:hanging="0" w:start="0"/>
+        <w:jc w:val="start"/>
+        <w:rPr>
+          <w:rFonts w:ascii="Times New Roman" w:hAnsi="Times New Roman"/>
+        </w:rPr>
+      </w:pPr>
+      <w:r>
+        <w:rPr>
+          <w:rFonts w:ascii="Times New Roman" w:hAnsi="Times New Roman"/>
+        </w:rPr>
+        <w:t>Branch to Employee (1:M)</w:t>
+      </w:r>
+    </w:p>
+    <w:p>
+      <w:pPr>
+        <w:pStyle w:val="BodyText"/>
+        <w:numPr>
+          <w:ilvl w:val="0"/>
+          <w:numId w:val="0"/>
+        </w:numPr>
+        <w:bidi w:val="0"/>
+        <w:spacing w:lineRule="auto" w:line="360"/>
+        <w:ind w:hanging="0" w:start="0"/>
+        <w:jc w:val="start"/>
+        <w:rPr>
+          <w:rFonts w:ascii="Times New Roman" w:hAnsi="Times New Roman"/>
+        </w:rPr>
+      </w:pPr>
+      <w:r>
+        <w:rPr>
+          <w:rFonts w:ascii="Times New Roman" w:hAnsi="Times New Roman"/>
+        </w:rPr>
+        <w:t>Account to Card (1:1)</w:t>
+      </w:r>
+    </w:p>
+    <w:p>
+      <w:pPr>
+        <w:pStyle w:val="BodyText"/>
+        <w:numPr>
+          <w:ilvl w:val="0"/>
+          <w:numId w:val="0"/>
+        </w:numPr>
+        <w:bidi w:val="0"/>
+        <w:spacing w:lineRule="auto" w:line="360"/>
+        <w:ind w:hanging="0" w:start="0"/>
+        <w:jc w:val="start"/>
+        <w:rPr>
+          <w:rFonts w:ascii="Times New Roman" w:hAnsi="Times New Roman"/>
+        </w:rPr>
+      </w:pPr>
+      <w:r>
+        <w:rPr>
+          <w:rFonts w:ascii="Times New Roman" w:hAnsi="Times New Roman"/>
+        </w:rPr>
+      </w:r>
+    </w:p>
+    <w:p>
+      <w:pPr>
+        <w:pStyle w:val="Heading3"/>
+        <w:numPr>
+          <w:ilvl w:val="2"/>
+          <w:numId w:val="2"/>
+        </w:numPr>
+        <w:bidi w:val="0"/>
+        <w:spacing w:lineRule="auto" w:line="360"/>
+        <w:ind w:hanging="0" w:start="0"/>
+        <w:jc w:val="start"/>
+        <w:rPr>
+          <w:rFonts w:ascii="Times New Roman" w:hAnsi="Times New Roman"/>
+        </w:rPr>
+      </w:pPr>
+      <w:bookmarkStart w:id="5" w:name="__RefHeading___Toc346_2924267187_Copy_3"/>
+      <w:bookmarkEnd w:id="5"/>
       <w:r>
         <w:rPr>
           <w:rFonts w:ascii="Times New Roman" w:hAnsi="Times New Roman"/>
@@ -2843,6 +3592,23 @@
         <w:rPr>
           <w:rFonts w:ascii="Times New Roman" w:hAnsi="Times New Roman"/>
         </w:rPr>
+        <w:t>There are 7 tables, one for each identified entity. These are:</w:t>
+      </w:r>
+    </w:p>
+    <w:p>
+      <w:pPr>
+        <w:pStyle w:val="BodyText"/>
+        <w:bidi w:val="0"/>
+        <w:spacing w:lineRule="auto" w:line="360"/>
+        <w:jc w:val="start"/>
+        <w:rPr>
+          <w:rFonts w:ascii="Times New Roman" w:hAnsi="Times New Roman"/>
+        </w:rPr>
+      </w:pPr>
+      <w:r>
+        <w:rPr>
+          <w:rFonts w:ascii="Times New Roman" w:hAnsi="Times New Roman"/>
+        </w:rPr>
       </w:r>
     </w:p>
     <w:p>
@@ -2855,8 +3621,8 @@
           <w:rFonts w:ascii="Times New Roman" w:hAnsi="Times New Roman"/>
         </w:rPr>
       </w:pPr>
-      <w:bookmarkStart w:id="4" w:name="__RefHeading___Toc346_2924267187_Copy_4"/>
-      <w:bookmarkEnd w:id="4"/>
+      <w:bookmarkStart w:id="6" w:name="__RefHeading___Toc346_2924267187_Copy_4"/>
+      <w:bookmarkEnd w:id="6"/>
       <w:r>
         <w:rPr>
           <w:rFonts w:ascii="Times New Roman" w:hAnsi="Times New Roman"/>
@@ -2879,8 +3645,8 @@
           <w:rFonts w:ascii="Times New Roman" w:hAnsi="Times New Roman"/>
         </w:rPr>
       </w:pPr>
-      <w:bookmarkStart w:id="5" w:name="__RefHeading___Toc346_2924267187_Copy_5"/>
-      <w:bookmarkEnd w:id="5"/>
+      <w:bookmarkStart w:id="7" w:name="__RefHeading___Toc346_2924267187_Copy_5"/>
+      <w:bookmarkEnd w:id="7"/>
       <w:r>
         <w:rPr>
           <w:rFonts w:ascii="Times New Roman" w:hAnsi="Times New Roman"/>
@@ -2914,8 +3680,8 @@
           <w:rFonts w:ascii="Times New Roman" w:hAnsi="Times New Roman"/>
         </w:rPr>
       </w:pPr>
-      <w:bookmarkStart w:id="6" w:name="__RefHeading___Toc346_2924267187_Copy_6"/>
-      <w:bookmarkEnd w:id="6"/>
+      <w:bookmarkStart w:id="8" w:name="__RefHeading___Toc346_2924267187_Copy_6"/>
+      <w:bookmarkEnd w:id="8"/>
       <w:r>
         <w:rPr>
           <w:rFonts w:ascii="Times New Roman" w:hAnsi="Times New Roman"/>
@@ -2938,19 +3704,13 @@
           <w:rFonts w:ascii="Times New Roman" w:hAnsi="Times New Roman"/>
         </w:rPr>
       </w:pPr>
-      <w:bookmarkStart w:id="7" w:name="__RefHeading___Toc346_2924267187_Copy_7"/>
-      <w:bookmarkEnd w:id="7"/>
-      <w:r>
-        <w:rPr>
-          <w:rFonts w:ascii="Times New Roman" w:hAnsi="Times New Roman"/>
-        </w:rPr>
-        <w:t>APPENDIX – MISCELLANEOUS</w:t>
-      </w:r>
-      <w:r>
-        <w:rPr>
-          <w:rFonts w:ascii="Times New Roman" w:hAnsi="Times New Roman"/>
-        </w:rPr>
-        <w:t xml:space="preserve"> &amp;&amp; SCREENSHOTS</w:t>
+      <w:bookmarkStart w:id="9" w:name="__RefHeading___Toc346_2924267187_Copy_7"/>
+      <w:bookmarkEnd w:id="9"/>
+      <w:r>
+        <w:rPr>
+          <w:rFonts w:ascii="Times New Roman" w:hAnsi="Times New Roman"/>
+        </w:rPr>
+        <w:t>APPENDIX – MISCELLANEOUS &amp;&amp; SCREENSHOTS</w:t>
       </w:r>
     </w:p>
     <w:sectPr>
@@ -2960,6 +3720,7 @@
       <w:pgNumType w:fmt="decimal"/>
       <w:formProt w:val="false"/>
       <w:textDirection w:val="lrTb"/>
+      <w:docGrid w:type="default" w:linePitch="100" w:charSpace="0"/>
     </w:sectPr>
   </w:body>
 </w:document>
@@ -2971,7 +3732,6 @@
     <w:lvl w:ilvl="0">
       <w:start w:val="1"/>
       <w:numFmt w:val="none"/>
-      <w:pStyle w:val="Heading1"/>
       <w:suff w:val="nothing"/>
       <w:lvlText w:val=""/>
       <w:lvlJc w:val="start"/>
@@ -2985,7 +3745,6 @@
     <w:lvl w:ilvl="1">
       <w:start w:val="1"/>
       <w:numFmt w:val="none"/>
-      <w:pStyle w:val="Heading2"/>
       <w:suff w:val="nothing"/>
       <w:lvlText w:val=""/>
       <w:lvlJc w:val="start"/>
@@ -2999,7 +3758,6 @@
     <w:lvl w:ilvl="2">
       <w:start w:val="1"/>
       <w:numFmt w:val="none"/>
-      <w:pStyle w:val="Heading3"/>
       <w:suff w:val="nothing"/>
       <w:lvlText w:val=""/>
       <w:lvlJc w:val="start"/>
@@ -3089,8 +3847,139 @@
       </w:pPr>
     </w:lvl>
   </w:abstractNum>
+  <w:abstractNum w:abstractNumId="2">
+    <w:lvl w:ilvl="0">
+      <w:start w:val="1"/>
+      <w:numFmt w:val="none"/>
+      <w:suff w:val="nothing"/>
+      <w:lvlText w:val=""/>
+      <w:lvlJc w:val="start"/>
+      <w:pPr>
+        <w:tabs>
+          <w:tab w:val="num" w:pos="0"/>
+        </w:tabs>
+        <w:ind w:start="0" w:hanging="0"/>
+      </w:pPr>
+      <w:rPr/>
+    </w:lvl>
+    <w:lvl w:ilvl="1">
+      <w:start w:val="1"/>
+      <w:numFmt w:val="none"/>
+      <w:suff w:val="nothing"/>
+      <w:lvlText w:val=""/>
+      <w:lvlJc w:val="start"/>
+      <w:pPr>
+        <w:tabs>
+          <w:tab w:val="num" w:pos="0"/>
+        </w:tabs>
+        <w:ind w:start="0" w:hanging="0"/>
+      </w:pPr>
+      <w:rPr/>
+    </w:lvl>
+    <w:lvl w:ilvl="2">
+      <w:start w:val="1"/>
+      <w:numFmt w:val="none"/>
+      <w:suff w:val="nothing"/>
+      <w:lvlText w:val=""/>
+      <w:lvlJc w:val="start"/>
+      <w:pPr>
+        <w:tabs>
+          <w:tab w:val="num" w:pos="0"/>
+        </w:tabs>
+        <w:ind w:start="0" w:hanging="0"/>
+      </w:pPr>
+      <w:rPr/>
+    </w:lvl>
+    <w:lvl w:ilvl="3">
+      <w:start w:val="1"/>
+      <w:numFmt w:val="none"/>
+      <w:suff w:val="nothing"/>
+      <w:lvlText w:val=""/>
+      <w:lvlJc w:val="start"/>
+      <w:pPr>
+        <w:tabs>
+          <w:tab w:val="num" w:pos="0"/>
+        </w:tabs>
+        <w:ind w:start="0" w:hanging="0"/>
+      </w:pPr>
+      <w:rPr/>
+    </w:lvl>
+    <w:lvl w:ilvl="4">
+      <w:start w:val="1"/>
+      <w:numFmt w:val="none"/>
+      <w:suff w:val="nothing"/>
+      <w:lvlText w:val=""/>
+      <w:lvlJc w:val="start"/>
+      <w:pPr>
+        <w:tabs>
+          <w:tab w:val="num" w:pos="0"/>
+        </w:tabs>
+        <w:ind w:start="0" w:hanging="0"/>
+      </w:pPr>
+      <w:rPr/>
+    </w:lvl>
+    <w:lvl w:ilvl="5">
+      <w:start w:val="1"/>
+      <w:numFmt w:val="none"/>
+      <w:suff w:val="nothing"/>
+      <w:lvlText w:val=""/>
+      <w:lvlJc w:val="start"/>
+      <w:pPr>
+        <w:tabs>
+          <w:tab w:val="num" w:pos="0"/>
+        </w:tabs>
+        <w:ind w:start="0" w:hanging="0"/>
+      </w:pPr>
+      <w:rPr/>
+    </w:lvl>
+    <w:lvl w:ilvl="6">
+      <w:start w:val="1"/>
+      <w:numFmt w:val="none"/>
+      <w:suff w:val="nothing"/>
+      <w:lvlText w:val=""/>
+      <w:lvlJc w:val="start"/>
+      <w:pPr>
+        <w:tabs>
+          <w:tab w:val="num" w:pos="0"/>
+        </w:tabs>
+        <w:ind w:start="0" w:hanging="0"/>
+      </w:pPr>
+      <w:rPr/>
+    </w:lvl>
+    <w:lvl w:ilvl="7">
+      <w:start w:val="1"/>
+      <w:numFmt w:val="none"/>
+      <w:suff w:val="nothing"/>
+      <w:lvlText w:val=""/>
+      <w:lvlJc w:val="start"/>
+      <w:pPr>
+        <w:tabs>
+          <w:tab w:val="num" w:pos="0"/>
+        </w:tabs>
+        <w:ind w:start="0" w:hanging="0"/>
+      </w:pPr>
+      <w:rPr/>
+    </w:lvl>
+    <w:lvl w:ilvl="8">
+      <w:start w:val="1"/>
+      <w:numFmt w:val="none"/>
+      <w:suff w:val="nothing"/>
+      <w:lvlText w:val=""/>
+      <w:lvlJc w:val="start"/>
+      <w:pPr>
+        <w:tabs>
+          <w:tab w:val="num" w:pos="0"/>
+        </w:tabs>
+        <w:ind w:start="0" w:hanging="0"/>
+      </w:pPr>
+      <w:rPr/>
+    </w:lvl>
+  </w:abstractNum>
   <w:num w:numId="1">
     <w:abstractNumId w:val="1"/>
+  </w:num>
+  <w:num w:numId="2">
+    <w:abstractNumId w:val="2"/>
   </w:num>
 </w:numbering>
 </file>
@@ -3109,7 +3998,6 @@
     </w:rPrDefault>
     <w:pPrDefault>
       <w:pPr>
-        <w:widowControl/>
         <w:suppressAutoHyphens w:val="true"/>
       </w:pPr>
     </w:pPrDefault>
@@ -3119,7 +4007,10 @@
     <w:qFormat/>
     <w:pPr>
       <w:widowControl/>
+      <w:suppressAutoHyphens w:val="true"/>
       <w:bidi w:val="0"/>
+      <w:spacing w:before="0" w:after="0"/>
+      <w:jc w:val="start"/>
     </w:pPr>
     <w:rPr>
       <w:rFonts w:ascii="Liberation Serif" w:hAnsi="Liberation Serif" w:eastAsia="NSimSun" w:cs="Arial"/>
@@ -3172,7 +4063,7 @@
     <w:pPr>
       <w:numPr>
         <w:ilvl w:val="2"/>
-        <w:numId w:val="1"/>
+        <w:numId w:val="2"/>
       </w:numPr>
       <w:spacing w:before="140" w:after="120"/>
       <w:outlineLvl w:val="2"/>
